--- a/docs/content/ggplot_2/ggplot_2_lecture.docx
+++ b/docs/content/ggplot_2/ggplot_2_lecture.docx
@@ -31,7 +31,7 @@
         <w:pStyle w:val="Date"/>
       </w:pPr>
       <w:r>
-        <w:t xml:space="preserve">2026-09-04</w:t>
+        <w:t xml:space="preserve">2026-09-08</w:t>
       </w:r>
     </w:p>
     <w:bookmarkStart w:id="12" w:name="where-we-left-off-lecture-03-ggplot-i"/>

--- a/docs/content/ggplot_2/ggplot_2_lecture.docx
+++ b/docs/content/ggplot_2/ggplot_2_lecture.docx
@@ -61,7 +61,7 @@
         <w:rPr>
           <w:rStyle w:val="VerbatimChar"/>
         </w:rPr>
-        <w:t xml:space="preserve">tree_df %&gt;% ggplot(...)</w:t>
+        <w:t xml:space="preserve">leaf_df %&gt;% ggplot(...)</w:t>
       </w:r>
     </w:p>
     <w:p>
@@ -706,7 +706,7 @@
         <w:t xml:space="preserve">three short chunks</w:t>
       </w:r>
       <w:r>
-        <w:t xml:space="preserve">. After each chunk you switch to the activity worksheet and type the code yourself.</w:t>
+        <w:t xml:space="preserve">. After each chunk you switch to the activity and type the code yourself into your R script.</w:t>
       </w:r>
     </w:p>
     <w:tbl>
@@ -981,7 +981,7 @@
         <w:rPr>
           <w:rStyle w:val="NormalTok"/>
         </w:rPr>
-        <w:t xml:space="preserve">tree_df </w:t>
+        <w:t xml:space="preserve">leaf_df </w:t>
       </w:r>
       <w:r>
         <w:rPr>
@@ -1011,7 +1011,7 @@
         <w:rPr>
           <w:rStyle w:val="StringTok"/>
         </w:rPr>
-        <w:t xml:space="preserve">"data/2026_06_25_tree_experiment_raw_data.xlsx"</w:t>
+        <w:t xml:space="preserve">"data/2026_09_03_data_sci_leaf_area.xlsx"</w:t>
       </w:r>
       <w:r>
         <w:rPr>
@@ -1096,7 +1096,7 @@
           <w:b/>
           <w:bCs/>
         </w:rPr>
-        <w:t xml:space="preserve">🛑 After this chunk you will do Activity Part 1.</w:t>
+        <w:t xml:space="preserve">🛑 After this chunk you will do Activity Parts 1–2.</w:t>
       </w:r>
     </w:p>
     <w:bookmarkEnd w:id="22"/>
@@ -1237,7 +1237,7 @@
               <w:rPr>
                 <w:rStyle w:val="VerbatimChar"/>
               </w:rPr>
-              <w:t xml:space="preserve">color = side</w:t>
+              <w:t xml:space="preserve">color = shade</w:t>
             </w:r>
             <w:r>
               <w:t xml:space="preserve"> </w:t>
@@ -1252,7 +1252,7 @@
               <w:rPr>
                 <w:rStyle w:val="VerbatimChar"/>
               </w:rPr>
-              <w:t xml:space="preserve">shape = side</w:t>
+              <w:t xml:space="preserve">shape = shade</w:t>
             </w:r>
             <w:r>
               <w:t xml:space="preserve"> </w:t>
@@ -1298,7 +1298,7 @@
         <w:rPr>
           <w:rStyle w:val="NormalTok"/>
         </w:rPr>
-        <w:t xml:space="preserve">tree_df </w:t>
+        <w:t xml:space="preserve">leaf_df </w:t>
       </w:r>
       <w:r>
         <w:rPr>
@@ -1349,7 +1349,7 @@
         <w:rPr>
           <w:rStyle w:val="NormalTok"/>
         </w:rPr>
-        <w:t xml:space="preserve"> width_cm, </w:t>
+        <w:t xml:space="preserve"> petiole_mm, </w:t>
       </w:r>
       <w:r>
         <w:rPr>
@@ -1361,7 +1361,7 @@
         <w:rPr>
           <w:rStyle w:val="NormalTok"/>
         </w:rPr>
-        <w:t xml:space="preserve"> weight_g, </w:t>
+        <w:t xml:space="preserve"> mass_g, </w:t>
       </w:r>
       <w:r>
         <w:rPr>
@@ -1373,7 +1373,7 @@
         <w:rPr>
           <w:rStyle w:val="NormalTok"/>
         </w:rPr>
-        <w:t xml:space="preserve"> side, </w:t>
+        <w:t xml:space="preserve"> shade, </w:t>
       </w:r>
       <w:r>
         <w:rPr>
@@ -1385,7 +1385,7 @@
         <w:rPr>
           <w:rStyle w:val="NormalTok"/>
         </w:rPr>
-        <w:t xml:space="preserve"> side)) </w:t>
+        <w:t xml:space="preserve"> shade)) </w:t>
       </w:r>
       <w:r>
         <w:rPr>
@@ -1637,7 +1637,7 @@
         <w:rPr>
           <w:rStyle w:val="StringTok"/>
         </w:rPr>
-        <w:t xml:space="preserve">"Leaf Weight vs. Width"</w:t>
+        <w:t xml:space="preserve">"Leaf Mass vs. Petiole Length"</w:t>
       </w:r>
       <w:r>
         <w:rPr>
@@ -1670,7 +1670,7 @@
         <w:rPr>
           <w:rStyle w:val="StringTok"/>
         </w:rPr>
-        <w:t xml:space="preserve">"Width (cm)"</w:t>
+        <w:t xml:space="preserve">"Petiole Length (mm)"</w:t>
       </w:r>
       <w:r>
         <w:rPr>
@@ -1694,7 +1694,7 @@
         <w:rPr>
           <w:rStyle w:val="StringTok"/>
         </w:rPr>
-        <w:t xml:space="preserve">"Weight (g)"</w:t>
+        <w:t xml:space="preserve">"Leaf Mass (g)"</w:t>
       </w:r>
       <w:r>
         <w:rPr>
@@ -1727,7 +1727,7 @@
         <w:rPr>
           <w:rStyle w:val="StringTok"/>
         </w:rPr>
-        <w:t xml:space="preserve">"Side"</w:t>
+        <w:t xml:space="preserve">"Shade"</w:t>
       </w:r>
       <w:r>
         <w:rPr>
@@ -1751,7 +1751,7 @@
         <w:rPr>
           <w:rStyle w:val="StringTok"/>
         </w:rPr>
-        <w:t xml:space="preserve">"Side"</w:t>
+        <w:t xml:space="preserve">"Shade"</w:t>
       </w:r>
       <w:r>
         <w:br/>
@@ -2042,7 +2042,7 @@
         <w:rPr>
           <w:rStyle w:val="NormalTok"/>
         </w:rPr>
-        <w:t xml:space="preserve">tree_df </w:t>
+        <w:t xml:space="preserve">leaf_df </w:t>
       </w:r>
       <w:r>
         <w:rPr>
@@ -2093,7 +2093,7 @@
         <w:rPr>
           <w:rStyle w:val="NormalTok"/>
         </w:rPr>
-        <w:t xml:space="preserve"> width_cm, </w:t>
+        <w:t xml:space="preserve"> petiole_mm, </w:t>
       </w:r>
       <w:r>
         <w:rPr>
@@ -2105,7 +2105,7 @@
         <w:rPr>
           <w:rStyle w:val="NormalTok"/>
         </w:rPr>
-        <w:t xml:space="preserve"> weight_g)) </w:t>
+        <w:t xml:space="preserve"> mass_g)) </w:t>
       </w:r>
       <w:r>
         <w:rPr>
@@ -2357,7 +2357,7 @@
         <w:rPr>
           <w:rStyle w:val="StringTok"/>
         </w:rPr>
-        <w:t xml:space="preserve">"Leaf Weight vs. Width, with Trend Line"</w:t>
+        <w:t xml:space="preserve">"Leaf Mass vs. Petiole Length, with Trend Line"</w:t>
       </w:r>
       <w:r>
         <w:rPr>
@@ -2390,7 +2390,7 @@
         <w:rPr>
           <w:rStyle w:val="StringTok"/>
         </w:rPr>
-        <w:t xml:space="preserve">"Width (cm)"</w:t>
+        <w:t xml:space="preserve">"Petiole Length (mm)"</w:t>
       </w:r>
       <w:r>
         <w:rPr>
@@ -2414,7 +2414,7 @@
         <w:rPr>
           <w:rStyle w:val="StringTok"/>
         </w:rPr>
-        <w:t xml:space="preserve">"Weight (g)"</w:t>
+        <w:t xml:space="preserve">"Leaf Mass (g)"</w:t>
       </w:r>
       <w:r>
         <w:br/>
@@ -2718,13 +2718,13 @@
       </w:tr>
     </w:tbl>
     <w:bookmarkEnd w:id="35"/>
-    <w:bookmarkStart w:id="36" w:name="activity-4-part-1-now"/>
+    <w:bookmarkStart w:id="36" w:name="activity-4-parts-12-now"/>
     <w:p>
       <w:pPr>
         <w:pStyle w:val="Heading1"/>
       </w:pPr>
       <w:r>
-        <w:t xml:space="preserve">→ ACTIVITY 4 Part 1 now</w:t>
+        <w:t xml:space="preserve">→ ACTIVITY 4 Parts 1–2 now</w:t>
       </w:r>
     </w:p>
     <w:p>
@@ -2736,7 +2736,7 @@
           <w:b/>
           <w:bCs/>
         </w:rPr>
-        <w:t xml:space="preserve">🛑 Do Activity Part 1 now</w:t>
+        <w:t xml:space="preserve">🛑 Do Activity Parts 1–2 now</w:t>
       </w:r>
     </w:p>
     <w:p>
@@ -2744,7 +2744,7 @@
         <w:pStyle w:val="BodyText"/>
       </w:pPr>
       <w:r>
-        <w:t xml:space="preserve">Map shape and color to</w:t>
+        <w:t xml:space="preserve">Load the data, map shape and color to</w:t>
       </w:r>
       <w:r>
         <w:t xml:space="preserve"> </w:t>
@@ -2753,7 +2753,7 @@
         <w:rPr>
           <w:rStyle w:val="VerbatimChar"/>
         </w:rPr>
-        <w:t xml:space="preserve">side</w:t>
+        <w:t xml:space="preserve">shade</w:t>
       </w:r>
       <w:r>
         <w:t xml:space="preserve">, then add a</w:t>
@@ -2841,7 +2841,7 @@
           <w:b/>
           <w:bCs/>
         </w:rPr>
-        <w:t xml:space="preserve">🛑 After this chunk you will do Activity Part 2.</w:t>
+        <w:t xml:space="preserve">🛑 After this chunk you will do Activity Part 3.</w:t>
       </w:r>
     </w:p>
     <w:bookmarkEnd w:id="37"/>
@@ -2880,7 +2880,7 @@
         <w:rPr>
           <w:rStyle w:val="NormalTok"/>
         </w:rPr>
-        <w:t xml:space="preserve">tree_df </w:t>
+        <w:t xml:space="preserve">leaf_df </w:t>
       </w:r>
       <w:r>
         <w:rPr>
@@ -2931,7 +2931,7 @@
         <w:rPr>
           <w:rStyle w:val="NormalTok"/>
         </w:rPr>
-        <w:t xml:space="preserve"> width_cm, </w:t>
+        <w:t xml:space="preserve"> petiole_mm, </w:t>
       </w:r>
       <w:r>
         <w:rPr>
@@ -2943,7 +2943,7 @@
         <w:rPr>
           <w:rStyle w:val="NormalTok"/>
         </w:rPr>
-        <w:t xml:space="preserve"> weight_g)) </w:t>
+        <w:t xml:space="preserve"> mass_g)) </w:t>
       </w:r>
       <w:r>
         <w:rPr>
@@ -3198,7 +3198,7 @@
         <w:rPr>
           <w:rStyle w:val="DecValTok"/>
         </w:rPr>
-        <w:t xml:space="preserve">12</w:t>
+        <w:t xml:space="preserve">50</w:t>
       </w:r>
       <w:r>
         <w:rPr>
@@ -3210,7 +3210,7 @@
         <w:rPr>
           <w:rStyle w:val="DecValTok"/>
         </w:rPr>
-        <w:t xml:space="preserve">15</w:t>
+        <w:t xml:space="preserve">70</w:t>
       </w:r>
       <w:r>
         <w:rPr>
@@ -3244,9 +3244,9 @@
       </w:r>
       <w:r>
         <w:rPr>
-          <w:rStyle w:val="DecValTok"/>
-        </w:rPr>
-        <w:t xml:space="preserve">2</w:t>
+          <w:rStyle w:val="FloatTok"/>
+        </w:rPr>
+        <w:t xml:space="preserve">0.4</w:t>
       </w:r>
       <w:r>
         <w:rPr>
@@ -3256,9 +3256,9 @@
       </w:r>
       <w:r>
         <w:rPr>
-          <w:rStyle w:val="DecValTok"/>
-        </w:rPr>
-        <w:t xml:space="preserve">5</w:t>
+          <w:rStyle w:val="FloatTok"/>
+        </w:rPr>
+        <w:t xml:space="preserve">0.6</w:t>
       </w:r>
       <w:r>
         <w:rPr>
@@ -3351,7 +3351,7 @@
         <w:rPr>
           <w:rStyle w:val="StringTok"/>
         </w:rPr>
-        <w:t xml:space="preserve">"Width (cm)"</w:t>
+        <w:t xml:space="preserve">"Petiole Length (mm)"</w:t>
       </w:r>
       <w:r>
         <w:rPr>
@@ -3375,7 +3375,7 @@
         <w:rPr>
           <w:rStyle w:val="StringTok"/>
         </w:rPr>
-        <w:t xml:space="preserve">"Weight (g)"</w:t>
+        <w:t xml:space="preserve">"Leaf Mass (g)"</w:t>
       </w:r>
       <w:r>
         <w:br/>
@@ -3508,7 +3508,7 @@
           <w:b/>
           <w:bCs/>
         </w:rPr>
-        <w:t xml:space="preserve">all 20 leaves</w:t>
+        <w:t xml:space="preserve">all 53 leaves</w:t>
       </w:r>
       <w:r>
         <w:t xml:space="preserve">, then the plot window is cropped afterward</w:t>
@@ -3719,7 +3719,7 @@
         <w:rPr>
           <w:rStyle w:val="NormalTok"/>
         </w:rPr>
-        <w:t xml:space="preserve">tree_df </w:t>
+        <w:t xml:space="preserve">leaf_df </w:t>
       </w:r>
       <w:r>
         <w:rPr>
@@ -3770,7 +3770,7 @@
         <w:rPr>
           <w:rStyle w:val="NormalTok"/>
         </w:rPr>
-        <w:t xml:space="preserve"> width_cm, </w:t>
+        <w:t xml:space="preserve"> petiole_mm, </w:t>
       </w:r>
       <w:r>
         <w:rPr>
@@ -3782,7 +3782,7 @@
         <w:rPr>
           <w:rStyle w:val="NormalTok"/>
         </w:rPr>
-        <w:t xml:space="preserve"> weight_g)) </w:t>
+        <w:t xml:space="preserve"> mass_g)) </w:t>
       </w:r>
       <w:r>
         <w:rPr>
@@ -4013,7 +4013,7 @@
         <w:rPr>
           <w:rStyle w:val="DecValTok"/>
         </w:rPr>
-        <w:t xml:space="preserve">12</w:t>
+        <w:t xml:space="preserve">50</w:t>
       </w:r>
       <w:r>
         <w:rPr>
@@ -4025,7 +4025,7 @@
         <w:rPr>
           <w:rStyle w:val="DecValTok"/>
         </w:rPr>
-        <w:t xml:space="preserve">15</w:t>
+        <w:t xml:space="preserve">70</w:t>
       </w:r>
       <w:r>
         <w:rPr>
@@ -4062,9 +4062,9 @@
       </w:r>
       <w:r>
         <w:rPr>
-          <w:rStyle w:val="DecValTok"/>
-        </w:rPr>
-        <w:t xml:space="preserve">2</w:t>
+          <w:rStyle w:val="FloatTok"/>
+        </w:rPr>
+        <w:t xml:space="preserve">0.4</w:t>
       </w:r>
       <w:r>
         <w:rPr>
@@ -4074,9 +4074,9 @@
       </w:r>
       <w:r>
         <w:rPr>
-          <w:rStyle w:val="DecValTok"/>
-        </w:rPr>
-        <w:t xml:space="preserve">5</w:t>
+          <w:rStyle w:val="FloatTok"/>
+        </w:rPr>
+        <w:t xml:space="preserve">0.6</w:t>
       </w:r>
       <w:r>
         <w:rPr>
@@ -4169,7 +4169,7 @@
         <w:rPr>
           <w:rStyle w:val="StringTok"/>
         </w:rPr>
-        <w:t xml:space="preserve">"Width (cm)"</w:t>
+        <w:t xml:space="preserve">"Petiole Length (mm)"</w:t>
       </w:r>
       <w:r>
         <w:rPr>
@@ -4193,7 +4193,7 @@
         <w:rPr>
           <w:rStyle w:val="StringTok"/>
         </w:rPr>
-        <w:t xml:space="preserve">"Weight (g)"</w:t>
+        <w:t xml:space="preserve">"Leaf Mass (g)"</w:t>
       </w:r>
       <w:r>
         <w:br/>
@@ -4527,13 +4527,13 @@
       </w:r>
     </w:p>
     <w:bookmarkEnd w:id="50"/>
-    <w:bookmarkStart w:id="51" w:name="activity-4-part-2-now"/>
+    <w:bookmarkStart w:id="51" w:name="activity-4-part-3-now"/>
     <w:p>
       <w:pPr>
         <w:pStyle w:val="Heading1"/>
       </w:pPr>
       <w:r>
-        <w:t xml:space="preserve">→ ACTIVITY 4 Part 2 now</w:t>
+        <w:t xml:space="preserve">→ ACTIVITY 4 Part 3 now</w:t>
       </w:r>
     </w:p>
     <w:p>
@@ -4545,7 +4545,7 @@
           <w:b/>
           <w:bCs/>
         </w:rPr>
-        <w:t xml:space="preserve">🛑 Do Activity Part 2 now</w:t>
+        <w:t xml:space="preserve">🛑 Do Activity Part 3 now</w:t>
       </w:r>
     </w:p>
     <w:p>
@@ -4620,7 +4620,7 @@
           <w:b/>
           <w:bCs/>
         </w:rPr>
-        <w:t xml:space="preserve">🛑 After this chunk you will do Activity Parts 3–4.</w:t>
+        <w:t xml:space="preserve">🛑 After this chunk you will do Activity Parts 4–5.</w:t>
       </w:r>
     </w:p>
     <w:bookmarkEnd w:id="52"/>
@@ -4650,7 +4650,7 @@
         <w:rPr>
           <w:rStyle w:val="NormalTok"/>
         </w:rPr>
-        <w:t xml:space="preserve">tree_df </w:t>
+        <w:t xml:space="preserve">leaf_df </w:t>
       </w:r>
       <w:r>
         <w:rPr>
@@ -4701,7 +4701,7 @@
         <w:rPr>
           <w:rStyle w:val="NormalTok"/>
         </w:rPr>
-        <w:t xml:space="preserve"> side, </w:t>
+        <w:t xml:space="preserve"> shade, </w:t>
       </w:r>
       <w:r>
         <w:rPr>
@@ -4713,7 +4713,7 @@
         <w:rPr>
           <w:rStyle w:val="NormalTok"/>
         </w:rPr>
-        <w:t xml:space="preserve"> weight_g, </w:t>
+        <w:t xml:space="preserve"> mass_g, </w:t>
       </w:r>
       <w:r>
         <w:rPr>
@@ -4725,7 +4725,7 @@
         <w:rPr>
           <w:rStyle w:val="NormalTok"/>
         </w:rPr>
-        <w:t xml:space="preserve"> side)) </w:t>
+        <w:t xml:space="preserve"> shade)) </w:t>
       </w:r>
       <w:r>
         <w:rPr>
@@ -4968,7 +4968,7 @@
         <w:rPr>
           <w:rStyle w:val="StringTok"/>
         </w:rPr>
-        <w:t xml:space="preserve">"Side of Tree"</w:t>
+        <w:t xml:space="preserve">"Shade"</w:t>
       </w:r>
       <w:r>
         <w:rPr>
@@ -4992,7 +4992,7 @@
         <w:rPr>
           <w:rStyle w:val="StringTok"/>
         </w:rPr>
-        <w:t xml:space="preserve">"Leaf Weight (g)"</w:t>
+        <w:t xml:space="preserve">"Leaf Mass (g)"</w:t>
       </w:r>
       <w:r>
         <w:rPr>
@@ -5016,7 +5016,7 @@
         <w:rPr>
           <w:rStyle w:val="StringTok"/>
         </w:rPr>
-        <w:t xml:space="preserve">"Leaf Weight by Side"</w:t>
+        <w:t xml:space="preserve">"Leaf Mass by Shade"</w:t>
       </w:r>
       <w:r>
         <w:rPr>
@@ -5504,7 +5504,7 @@
         <w:rPr>
           <w:rStyle w:val="NormalTok"/>
         </w:rPr>
-        <w:t xml:space="preserve">tree_df </w:t>
+        <w:t xml:space="preserve">leaf_df </w:t>
       </w:r>
       <w:r>
         <w:rPr>
@@ -5555,7 +5555,7 @@
         <w:rPr>
           <w:rStyle w:val="NormalTok"/>
         </w:rPr>
-        <w:t xml:space="preserve"> side, </w:t>
+        <w:t xml:space="preserve"> shade, </w:t>
       </w:r>
       <w:r>
         <w:rPr>
@@ -5567,7 +5567,7 @@
         <w:rPr>
           <w:rStyle w:val="NormalTok"/>
         </w:rPr>
-        <w:t xml:space="preserve"> weight_g, </w:t>
+        <w:t xml:space="preserve"> mass_g, </w:t>
       </w:r>
       <w:r>
         <w:rPr>
@@ -5579,7 +5579,7 @@
         <w:rPr>
           <w:rStyle w:val="NormalTok"/>
         </w:rPr>
-        <w:t xml:space="preserve"> side)) </w:t>
+        <w:t xml:space="preserve"> shade)) </w:t>
       </w:r>
       <w:r>
         <w:rPr>
@@ -5822,7 +5822,7 @@
         <w:rPr>
           <w:rStyle w:val="StringTok"/>
         </w:rPr>
-        <w:t xml:space="preserve">"Side of Tree"</w:t>
+        <w:t xml:space="preserve">"Shade"</w:t>
       </w:r>
       <w:r>
         <w:rPr>
@@ -5846,7 +5846,7 @@
         <w:rPr>
           <w:rStyle w:val="StringTok"/>
         </w:rPr>
-        <w:t xml:space="preserve">"Leaf Weight (g)"</w:t>
+        <w:t xml:space="preserve">"Leaf Mass (g)"</w:t>
       </w:r>
       <w:r>
         <w:rPr>
@@ -5870,7 +5870,7 @@
         <w:rPr>
           <w:rStyle w:val="StringTok"/>
         </w:rPr>
-        <w:t xml:space="preserve">"Leaf Weight by Side"</w:t>
+        <w:t xml:space="preserve">"Leaf Mass by Shade"</w:t>
       </w:r>
       <w:r>
         <w:rPr>
@@ -6406,7 +6406,7 @@
         <w:rPr>
           <w:rStyle w:val="NormalTok"/>
         </w:rPr>
-        <w:t xml:space="preserve"> tree_df </w:t>
+        <w:t xml:space="preserve"> leaf_df </w:t>
       </w:r>
       <w:r>
         <w:rPr>
@@ -6457,7 +6457,7 @@
         <w:rPr>
           <w:rStyle w:val="NormalTok"/>
         </w:rPr>
-        <w:t xml:space="preserve"> side, </w:t>
+        <w:t xml:space="preserve"> shade, </w:t>
       </w:r>
       <w:r>
         <w:rPr>
@@ -6469,7 +6469,7 @@
         <w:rPr>
           <w:rStyle w:val="NormalTok"/>
         </w:rPr>
-        <w:t xml:space="preserve"> weight_g, </w:t>
+        <w:t xml:space="preserve"> mass_g, </w:t>
       </w:r>
       <w:r>
         <w:rPr>
@@ -6481,7 +6481,7 @@
         <w:rPr>
           <w:rStyle w:val="NormalTok"/>
         </w:rPr>
-        <w:t xml:space="preserve"> side)) </w:t>
+        <w:t xml:space="preserve"> shade)) </w:t>
       </w:r>
       <w:r>
         <w:rPr>
@@ -6724,7 +6724,7 @@
         <w:rPr>
           <w:rStyle w:val="StringTok"/>
         </w:rPr>
-        <w:t xml:space="preserve">"Side of Tree"</w:t>
+        <w:t xml:space="preserve">"Shade"</w:t>
       </w:r>
       <w:r>
         <w:rPr>
@@ -6748,7 +6748,7 @@
         <w:rPr>
           <w:rStyle w:val="StringTok"/>
         </w:rPr>
-        <w:t xml:space="preserve">"Leaf Weight (g)"</w:t>
+        <w:t xml:space="preserve">"Leaf Mass (g)"</w:t>
       </w:r>
       <w:r>
         <w:rPr>
@@ -6865,7 +6865,7 @@
         <w:rPr>
           <w:rStyle w:val="StringTok"/>
         </w:rPr>
-        <w:t xml:space="preserve">"figures/leaf_weight_theme.png"</w:t>
+        <w:t xml:space="preserve">"figures/leaf_mass_theme.png"</w:t>
       </w:r>
       <w:r>
         <w:rPr>
@@ -7030,7 +7030,7 @@
         <w:rPr>
           <w:rStyle w:val="StringTok"/>
         </w:rPr>
-        <w:t xml:space="preserve">"figures/leaf_weight_theme.pdf"</w:t>
+        <w:t xml:space="preserve">"figures/leaf_mass_theme.pdf"</w:t>
       </w:r>
       <w:r>
         <w:rPr>
@@ -7471,13 +7471,13 @@
       </w:tr>
     </w:tbl>
     <w:bookmarkEnd w:id="67"/>
-    <w:bookmarkStart w:id="68" w:name="activity-4-parts-34-now"/>
+    <w:bookmarkStart w:id="68" w:name="activity-4-parts-45-now"/>
     <w:p>
       <w:pPr>
         <w:pStyle w:val="Heading1"/>
       </w:pPr>
       <w:r>
-        <w:t xml:space="preserve">→ ACTIVITY 4 Parts 3–4 now</w:t>
+        <w:t xml:space="preserve">→ ACTIVITY 4 Parts 4–5 now</w:t>
       </w:r>
     </w:p>
     <w:p>
@@ -7489,7 +7489,7 @@
           <w:b/>
           <w:bCs/>
         </w:rPr>
-        <w:t xml:space="preserve">🛑 Go to Activity 4 — Parts 3–4</w:t>
+        <w:t xml:space="preserve">🛑 Go to Activity 4 — Parts 4–5</w:t>
       </w:r>
     </w:p>
     <w:p>

--- a/docs/content/ggplot_2/ggplot_2_lecture.docx
+++ b/docs/content/ggplot_2/ggplot_2_lecture.docx
@@ -31,7 +31,7 @@
         <w:pStyle w:val="Date"/>
       </w:pPr>
       <w:r>
-        <w:t xml:space="preserve">2026-09-08</w:t>
+        <w:t xml:space="preserve">2026-09-10</w:t>
       </w:r>
     </w:p>
     <w:bookmarkStart w:id="12" w:name="where-we-left-off-lecture-03-ggplot-i"/>

--- a/docs/content/ggplot_2/ggplot_2_lecture.docx
+++ b/docs/content/ggplot_2/ggplot_2_lecture.docx
@@ -31,7 +31,7 @@
         <w:pStyle w:val="Date"/>
       </w:pPr>
       <w:r>
-        <w:t xml:space="preserve">2026-09-10</w:t>
+        <w:t xml:space="preserve">2026-09-14</w:t>
       </w:r>
     </w:p>
     <w:bookmarkStart w:id="12" w:name="where-we-left-off-lecture-03-ggplot-i"/>
@@ -397,7 +397,7 @@
         <w:t xml:space="preserve"> </w:t>
       </w:r>
       <w:r>
-        <w:t xml:space="preserve">and adjust it with</w:t>
+        <w:t xml:space="preserve">and drop a redundant legend with</w:t>
       </w:r>
       <w:r>
         <w:t xml:space="preserve"> </w:t>
@@ -1490,6 +1490,15 @@
         <w:t xml:space="preserve">(</w:t>
       </w:r>
       <w:r>
+        <w:br/>
+      </w:r>
+      <w:r>
+        <w:rPr>
+          <w:rStyle w:val="NormalTok"/>
+        </w:rPr>
+        <w:t xml:space="preserve">    </w:t>
+      </w:r>
+      <w:r>
         <w:rPr>
           <w:rStyle w:val="AttributeTok"/>
         </w:rPr>
@@ -1583,7 +1592,16 @@
         <w:rPr>
           <w:rStyle w:val="NormalTok"/>
         </w:rPr>
-        <w:t xml:space="preserve">)) </w:t>
+        <w:t xml:space="preserve">)</w:t>
+      </w:r>
+      <w:r>
+        <w:br/>
+      </w:r>
+      <w:r>
+        <w:rPr>
+          <w:rStyle w:val="NormalTok"/>
+        </w:rPr>
+        <w:t xml:space="preserve">  ) </w:t>
       </w:r>
       <w:r>
         <w:rPr>
@@ -1676,7 +1694,16 @@
         <w:rPr>
           <w:rStyle w:val="NormalTok"/>
         </w:rPr>
-        <w:t xml:space="preserve">, </w:t>
+        <w:t xml:space="preserve">,</w:t>
+      </w:r>
+      <w:r>
+        <w:br/>
+      </w:r>
+      <w:r>
+        <w:rPr>
+          <w:rStyle w:val="NormalTok"/>
+        </w:rPr>
+        <w:t xml:space="preserve">    </w:t>
       </w:r>
       <w:r>
         <w:rPr>
@@ -1733,7 +1760,16 @@
         <w:rPr>
           <w:rStyle w:val="NormalTok"/>
         </w:rPr>
-        <w:t xml:space="preserve">, </w:t>
+        <w:t xml:space="preserve">,</w:t>
+      </w:r>
+      <w:r>
+        <w:br/>
+      </w:r>
+      <w:r>
+        <w:rPr>
+          <w:rStyle w:val="NormalTok"/>
+        </w:rPr>
+        <w:t xml:space="preserve">    </w:t>
       </w:r>
       <w:r>
         <w:rPr>
@@ -2396,7 +2432,16 @@
         <w:rPr>
           <w:rStyle w:val="NormalTok"/>
         </w:rPr>
-        <w:t xml:space="preserve">, </w:t>
+        <w:t xml:space="preserve">,</w:t>
+      </w:r>
+      <w:r>
+        <w:br/>
+      </w:r>
+      <w:r>
+        <w:rPr>
+          <w:rStyle w:val="NormalTok"/>
+        </w:rPr>
+        <w:t xml:space="preserve">    </w:t>
       </w:r>
       <w:r>
         <w:rPr>
@@ -2775,13 +2820,13 @@
       </w:r>
     </w:p>
     <w:bookmarkEnd w:id="36"/>
-    <w:bookmarkStart w:id="37" w:name="chunk-2-of-3-zooming-without-losing-data"/>
+    <w:bookmarkStart w:id="37" w:name="chunk-2-of-3-zooming-in-safely"/>
     <w:p>
       <w:pPr>
         <w:pStyle w:val="Heading1"/>
       </w:pPr>
       <w:r>
-        <w:t xml:space="preserve">🧩 Chunk 2 of 3 · Zooming Without Losing Data</w:t>
+        <w:t xml:space="preserve">🧩 Chunk 2 of 3 · Zooming In Safely</w:t>
       </w:r>
     </w:p>
     <w:p>
@@ -2808,7 +2853,10 @@
         <w:t xml:space="preserve"> </w:t>
       </w:r>
       <w:r>
-        <w:t xml:space="preserve">vs. </w:t>
+        <w:t xml:space="preserve">to zoom — and the</w:t>
+      </w:r>
+      <w:r>
+        <w:t xml:space="preserve"> </w:t>
       </w:r>
       <w:r>
         <w:rPr>
@@ -2829,7 +2877,7 @@
         <w:t xml:space="preserve"> </w:t>
       </w:r>
       <w:r>
-        <w:t xml:space="preserve">— they look the same until they don’t.</w:t>
+        <w:t xml:space="preserve">trap to avoid.</w:t>
       </w:r>
     </w:p>
     <w:p>
@@ -2845,7 +2893,7 @@
       </w:r>
     </w:p>
     <w:bookmarkEnd w:id="37"/>
-    <w:bookmarkStart w:id="41" w:name="X8159f09d12498de76bc871c0a530c112008ae16"/>
+    <w:bookmarkStart w:id="41" w:name="Xbc2b31e2dc8627d0c991eb01c768e6f9096204c"/>
     <w:p>
       <w:pPr>
         <w:pStyle w:val="Heading1"/>
@@ -2860,7 +2908,7 @@
         <w:t xml:space="preserve"> </w:t>
       </w:r>
       <w:r>
-        <w:t xml:space="preserve">— Zoom Without Removing Data</w:t>
+        <w:t xml:space="preserve">— Zoom the View, Keep the Data</w:t>
       </w:r>
     </w:p>
     <w:p>
@@ -3093,13 +3141,124 @@
         <w:rPr>
           <w:rStyle w:val="NormalTok"/>
         </w:rPr>
+        <w:t xml:space="preserve">) </w:t>
+      </w:r>
+      <w:r>
+        <w:rPr>
+          <w:rStyle w:val="SpecialCharTok"/>
+        </w:rPr>
+        <w:t xml:space="preserve">+</w:t>
+      </w:r>
+      <w:r>
+        <w:br/>
+      </w:r>
+      <w:r>
+        <w:rPr>
+          <w:rStyle w:val="NormalTok"/>
+        </w:rPr>
+        <w:t xml:space="preserve">  </w:t>
+      </w:r>
+      <w:r>
+        <w:rPr>
+          <w:rStyle w:val="FunctionTok"/>
+        </w:rPr>
+        <w:t xml:space="preserve">coord_cartesian</w:t>
+      </w:r>
+      <w:r>
+        <w:rPr>
+          <w:rStyle w:val="NormalTok"/>
+        </w:rPr>
+        <w:t xml:space="preserve">(</w:t>
+      </w:r>
+      <w:r>
+        <w:rPr>
+          <w:rStyle w:val="AttributeTok"/>
+        </w:rPr>
+        <w:t xml:space="preserve">xlim =</w:t>
+      </w:r>
+      <w:r>
+        <w:rPr>
+          <w:rStyle w:val="NormalTok"/>
+        </w:rPr>
+        <w:t xml:space="preserve"> </w:t>
+      </w:r>
+      <w:r>
+        <w:rPr>
+          <w:rStyle w:val="FunctionTok"/>
+        </w:rPr>
+        <w:t xml:space="preserve">c</w:t>
+      </w:r>
+      <w:r>
+        <w:rPr>
+          <w:rStyle w:val="NormalTok"/>
+        </w:rPr>
+        <w:t xml:space="preserve">(</w:t>
+      </w:r>
+      <w:r>
+        <w:rPr>
+          <w:rStyle w:val="DecValTok"/>
+        </w:rPr>
+        <w:t xml:space="preserve">50</w:t>
+      </w:r>
+      <w:r>
+        <w:rPr>
+          <w:rStyle w:val="NormalTok"/>
+        </w:rPr>
         <w:t xml:space="preserve">, </w:t>
       </w:r>
       <w:r>
         <w:rPr>
+          <w:rStyle w:val="DecValTok"/>
+        </w:rPr>
+        <w:t xml:space="preserve">70</w:t>
+      </w:r>
+      <w:r>
+        <w:rPr>
+          <w:rStyle w:val="NormalTok"/>
+        </w:rPr>
+        <w:t xml:space="preserve">)) </w:t>
+      </w:r>
+      <w:r>
+        <w:rPr>
+          <w:rStyle w:val="SpecialCharTok"/>
+        </w:rPr>
+        <w:t xml:space="preserve">+</w:t>
+      </w:r>
+      <w:r>
+        <w:br/>
+      </w:r>
+      <w:r>
+        <w:rPr>
+          <w:rStyle w:val="NormalTok"/>
+        </w:rPr>
+        <w:t xml:space="preserve">  </w:t>
+      </w:r>
+      <w:r>
+        <w:rPr>
+          <w:rStyle w:val="FunctionTok"/>
+        </w:rPr>
+        <w:t xml:space="preserve">labs</w:t>
+      </w:r>
+      <w:r>
+        <w:rPr>
+          <w:rStyle w:val="NormalTok"/>
+        </w:rPr>
+        <w:t xml:space="preserve">(</w:t>
+      </w:r>
+      <w:r>
+        <w:br/>
+      </w:r>
+      <w:r>
+        <w:rPr>
+          <w:rStyle w:val="NormalTok"/>
+        </w:rPr>
+        <w:t xml:space="preserve">    </w:t>
+      </w:r>
+      <w:r>
+        <w:rPr>
           <w:rStyle w:val="AttributeTok"/>
         </w:rPr>
-        <w:t xml:space="preserve">fill =</w:t>
+        <w:t xml:space="preserve">title =</w:t>
       </w:r>
       <w:r>
         <w:rPr>
@@ -3111,187 +3270,46 @@
         <w:rPr>
           <w:rStyle w:val="StringTok"/>
         </w:rPr>
-        <w:t xml:space="preserve">"tomato"</w:t>
-      </w:r>
-      <w:r>
-        <w:rPr>
-          <w:rStyle w:val="NormalTok"/>
-        </w:rPr>
-        <w:t xml:space="preserve">, </w:t>
+        <w:t xml:space="preserve">"Zoomed with coord_cartesian()"</w:t>
+      </w:r>
+      <w:r>
+        <w:rPr>
+          <w:rStyle w:val="NormalTok"/>
+        </w:rPr>
+        <w:t xml:space="preserve">,</w:t>
+      </w:r>
+      <w:r>
+        <w:br/>
+      </w:r>
+      <w:r>
+        <w:rPr>
+          <w:rStyle w:val="NormalTok"/>
+        </w:rPr>
+        <w:t xml:space="preserve">    </w:t>
       </w:r>
       <w:r>
         <w:rPr>
           <w:rStyle w:val="AttributeTok"/>
         </w:rPr>
-        <w:t xml:space="preserve">alpha =</w:t>
-      </w:r>
-      <w:r>
-        <w:rPr>
-          <w:rStyle w:val="NormalTok"/>
-        </w:rPr>
-        <w:t xml:space="preserve"> </w:t>
-      </w:r>
-      <w:r>
-        <w:rPr>
-          <w:rStyle w:val="FloatTok"/>
-        </w:rPr>
-        <w:t xml:space="preserve">0.15</w:t>
-      </w:r>
-      <w:r>
-        <w:rPr>
-          <w:rStyle w:val="NormalTok"/>
-        </w:rPr>
-        <w:t xml:space="preserve">) </w:t>
-      </w:r>
-      <w:r>
-        <w:rPr>
-          <w:rStyle w:val="SpecialCharTok"/>
-        </w:rPr>
-        <w:t xml:space="preserve">+</w:t>
-      </w:r>
-      <w:r>
-        <w:br/>
-      </w:r>
-      <w:r>
-        <w:rPr>
-          <w:rStyle w:val="NormalTok"/>
-        </w:rPr>
-        <w:t xml:space="preserve">  </w:t>
-      </w:r>
-      <w:r>
-        <w:rPr>
-          <w:rStyle w:val="FunctionTok"/>
-        </w:rPr>
-        <w:t xml:space="preserve">coord_cartesian</w:t>
-      </w:r>
-      <w:r>
-        <w:rPr>
-          <w:rStyle w:val="NormalTok"/>
-        </w:rPr>
-        <w:t xml:space="preserve">(</w:t>
-      </w:r>
-      <w:r>
-        <w:rPr>
-          <w:rStyle w:val="AttributeTok"/>
-        </w:rPr>
-        <w:t xml:space="preserve">xlim =</w:t>
-      </w:r>
-      <w:r>
-        <w:rPr>
-          <w:rStyle w:val="NormalTok"/>
-        </w:rPr>
-        <w:t xml:space="preserve"> </w:t>
-      </w:r>
-      <w:r>
-        <w:rPr>
-          <w:rStyle w:val="FunctionTok"/>
-        </w:rPr>
-        <w:t xml:space="preserve">c</w:t>
-      </w:r>
-      <w:r>
-        <w:rPr>
-          <w:rStyle w:val="NormalTok"/>
-        </w:rPr>
-        <w:t xml:space="preserve">(</w:t>
-      </w:r>
-      <w:r>
-        <w:rPr>
-          <w:rStyle w:val="DecValTok"/>
-        </w:rPr>
-        <w:t xml:space="preserve">50</w:t>
-      </w:r>
-      <w:r>
-        <w:rPr>
-          <w:rStyle w:val="NormalTok"/>
-        </w:rPr>
-        <w:t xml:space="preserve">, </w:t>
-      </w:r>
-      <w:r>
-        <w:rPr>
-          <w:rStyle w:val="DecValTok"/>
-        </w:rPr>
-        <w:t xml:space="preserve">70</w:t>
-      </w:r>
-      <w:r>
-        <w:rPr>
-          <w:rStyle w:val="NormalTok"/>
-        </w:rPr>
-        <w:t xml:space="preserve">), </w:t>
-      </w:r>
-      <w:r>
-        <w:rPr>
-          <w:rStyle w:val="AttributeTok"/>
-        </w:rPr>
-        <w:t xml:space="preserve">ylim =</w:t>
-      </w:r>
-      <w:r>
-        <w:rPr>
-          <w:rStyle w:val="NormalTok"/>
-        </w:rPr>
-        <w:t xml:space="preserve"> </w:t>
-      </w:r>
-      <w:r>
-        <w:rPr>
-          <w:rStyle w:val="FunctionTok"/>
-        </w:rPr>
-        <w:t xml:space="preserve">c</w:t>
-      </w:r>
-      <w:r>
-        <w:rPr>
-          <w:rStyle w:val="NormalTok"/>
-        </w:rPr>
-        <w:t xml:space="preserve">(</w:t>
-      </w:r>
-      <w:r>
-        <w:rPr>
-          <w:rStyle w:val="FloatTok"/>
-        </w:rPr>
-        <w:t xml:space="preserve">0.4</w:t>
-      </w:r>
-      <w:r>
-        <w:rPr>
-          <w:rStyle w:val="NormalTok"/>
-        </w:rPr>
-        <w:t xml:space="preserve">, </w:t>
-      </w:r>
-      <w:r>
-        <w:rPr>
-          <w:rStyle w:val="FloatTok"/>
-        </w:rPr>
-        <w:t xml:space="preserve">0.6</w:t>
-      </w:r>
-      <w:r>
-        <w:rPr>
-          <w:rStyle w:val="NormalTok"/>
-        </w:rPr>
-        <w:t xml:space="preserve">)) </w:t>
-      </w:r>
-      <w:r>
-        <w:rPr>
-          <w:rStyle w:val="SpecialCharTok"/>
-        </w:rPr>
-        <w:t xml:space="preserve">+</w:t>
-      </w:r>
-      <w:r>
-        <w:br/>
-      </w:r>
-      <w:r>
-        <w:rPr>
-          <w:rStyle w:val="NormalTok"/>
-        </w:rPr>
-        <w:t xml:space="preserve">  </w:t>
-      </w:r>
-      <w:r>
-        <w:rPr>
-          <w:rStyle w:val="FunctionTok"/>
-        </w:rPr>
-        <w:t xml:space="preserve">labs</w:t>
-      </w:r>
-      <w:r>
-        <w:rPr>
-          <w:rStyle w:val="NormalTok"/>
-        </w:rPr>
-        <w:t xml:space="preserve">(</w:t>
+        <w:t xml:space="preserve">x =</w:t>
+      </w:r>
+      <w:r>
+        <w:rPr>
+          <w:rStyle w:val="NormalTok"/>
+        </w:rPr>
+        <w:t xml:space="preserve"> </w:t>
+      </w:r>
+      <w:r>
+        <w:rPr>
+          <w:rStyle w:val="StringTok"/>
+        </w:rPr>
+        <w:t xml:space="preserve">"Petiole Length (mm)"</w:t>
+      </w:r>
+      <w:r>
+        <w:rPr>
+          <w:rStyle w:val="NormalTok"/>
+        </w:rPr>
+        <w:t xml:space="preserve">,</w:t>
       </w:r>
       <w:r>
         <w:br/>
@@ -3301,63 +3319,6 @@
           <w:rStyle w:val="NormalTok"/>
         </w:rPr>
         <w:t xml:space="preserve">    </w:t>
-      </w:r>
-      <w:r>
-        <w:rPr>
-          <w:rStyle w:val="AttributeTok"/>
-        </w:rPr>
-        <w:t xml:space="preserve">title =</w:t>
-      </w:r>
-      <w:r>
-        <w:rPr>
-          <w:rStyle w:val="NormalTok"/>
-        </w:rPr>
-        <w:t xml:space="preserve"> </w:t>
-      </w:r>
-      <w:r>
-        <w:rPr>
-          <w:rStyle w:val="StringTok"/>
-        </w:rPr>
-        <w:t xml:space="preserve">"Zoomed with coord_cartesian()"</w:t>
-      </w:r>
-      <w:r>
-        <w:rPr>
-          <w:rStyle w:val="NormalTok"/>
-        </w:rPr>
-        <w:t xml:space="preserve">,</w:t>
-      </w:r>
-      <w:r>
-        <w:br/>
-      </w:r>
-      <w:r>
-        <w:rPr>
-          <w:rStyle w:val="NormalTok"/>
-        </w:rPr>
-        <w:t xml:space="preserve">    </w:t>
-      </w:r>
-      <w:r>
-        <w:rPr>
-          <w:rStyle w:val="AttributeTok"/>
-        </w:rPr>
-        <w:t xml:space="preserve">x =</w:t>
-      </w:r>
-      <w:r>
-        <w:rPr>
-          <w:rStyle w:val="NormalTok"/>
-        </w:rPr>
-        <w:t xml:space="preserve"> </w:t>
-      </w:r>
-      <w:r>
-        <w:rPr>
-          <w:rStyle w:val="StringTok"/>
-        </w:rPr>
-        <w:t xml:space="preserve">"Petiole Length (mm)"</w:t>
-      </w:r>
-      <w:r>
-        <w:rPr>
-          <w:rStyle w:val="NormalTok"/>
-        </w:rPr>
-        <w:t xml:space="preserve">, </w:t>
       </w:r>
       <w:r>
         <w:rPr>
@@ -3498,7 +3459,7 @@
         </w:numPr>
       </w:pPr>
       <w:r>
-        <w:t xml:space="preserve">The trend line is fit on</w:t>
+        <w:t xml:space="preserve">The line is fit on</w:t>
       </w:r>
       <w:r>
         <w:t xml:space="preserve"> </w:t>
@@ -3511,7 +3472,7 @@
         <w:t xml:space="preserve">all 53 leaves</w:t>
       </w:r>
       <w:r>
-        <w:t xml:space="preserve">, then the plot window is cropped afterward</w:t>
+        <w:t xml:space="preserve">, then the window is cropped afterward</w:t>
       </w:r>
     </w:p>
     <w:p>
@@ -3523,16 +3484,22 @@
         </w:numPr>
       </w:pPr>
       <w:r>
-        <w:t xml:space="preserve">Safe to use anytime you just want a closer look</w:t>
+        <w:t xml:space="preserve">This is the one to reach for whenever you just want a closer look</w:t>
       </w:r>
     </w:p>
     <w:bookmarkEnd w:id="41"/>
-    <w:bookmarkStart w:id="50" w:name="xlim-ylim-removes-data-first"/>
+    <w:bookmarkStart w:id="50" w:name="the-trap-xlim-ylim-delete-rows-first"/>
     <w:p>
       <w:pPr>
         <w:pStyle w:val="Heading1"/>
       </w:pPr>
       <w:r>
+        <w:t xml:space="preserve">The Trap —</w:t>
+      </w:r>
+      <w:r>
+        <w:t xml:space="preserve"> </w:t>
+      </w:r>
+      <w:r>
         <w:rPr>
           <w:rStyle w:val="VerbatimChar"/>
         </w:rPr>
@@ -3557,7 +3524,7 @@
         <w:t xml:space="preserve"> </w:t>
       </w:r>
       <w:r>
-        <w:t xml:space="preserve">— Removes Data First</w:t>
+        <w:t xml:space="preserve">Delete Rows First</w:t>
       </w:r>
     </w:p>
     <w:tbl>
@@ -3679,7 +3646,7 @@
               <w:t xml:space="preserve"> </w:t>
             </w:r>
             <w:r>
-              <w:t xml:space="preserve">If we drop the leaves outside our zoom window</w:t>
+              <w:t xml:space="preserve">If we drop the leaves outside the window</w:t>
             </w:r>
             <w:r>
               <w:t xml:space="preserve"> </w:t>
@@ -3695,7 +3662,7 @@
               <w:t xml:space="preserve"> </w:t>
             </w:r>
             <w:r>
-              <w:t xml:space="preserve">fitting the trend line, will the line look the same as before, or different?</w:t>
+              <w:t xml:space="preserve">fitting the trend line, will the line look the same, or different?</w:t>
             </w:r>
           </w:p>
           <w:p/>
@@ -3710,7 +3677,7 @@
         <w:rPr>
           <w:rStyle w:val="CommentTok"/>
         </w:rPr>
-        <w:t xml:space="preserve"># xlim()/ylim() DELETE rows outside the range first ----</w:t>
+        <w:t xml:space="preserve"># xlim() DELETES rows outside the range first ----------</w:t>
       </w:r>
       <w:r>
         <w:br/>
@@ -3932,13 +3899,100 @@
         <w:rPr>
           <w:rStyle w:val="NormalTok"/>
         </w:rPr>
+        <w:t xml:space="preserve">) </w:t>
+      </w:r>
+      <w:r>
+        <w:rPr>
+          <w:rStyle w:val="SpecialCharTok"/>
+        </w:rPr>
+        <w:t xml:space="preserve">+</w:t>
+      </w:r>
+      <w:r>
+        <w:br/>
+      </w:r>
+      <w:r>
+        <w:rPr>
+          <w:rStyle w:val="NormalTok"/>
+        </w:rPr>
+        <w:t xml:space="preserve">  </w:t>
+      </w:r>
+      <w:r>
+        <w:rPr>
+          <w:rStyle w:val="FunctionTok"/>
+        </w:rPr>
+        <w:t xml:space="preserve">xlim</w:t>
+      </w:r>
+      <w:r>
+        <w:rPr>
+          <w:rStyle w:val="NormalTok"/>
+        </w:rPr>
+        <w:t xml:space="preserve">(</w:t>
+      </w:r>
+      <w:r>
+        <w:rPr>
+          <w:rStyle w:val="DecValTok"/>
+        </w:rPr>
+        <w:t xml:space="preserve">50</w:t>
+      </w:r>
+      <w:r>
+        <w:rPr>
+          <w:rStyle w:val="NormalTok"/>
+        </w:rPr>
         <w:t xml:space="preserve">, </w:t>
       </w:r>
       <w:r>
         <w:rPr>
+          <w:rStyle w:val="DecValTok"/>
+        </w:rPr>
+        <w:t xml:space="preserve">70</w:t>
+      </w:r>
+      <w:r>
+        <w:rPr>
+          <w:rStyle w:val="NormalTok"/>
+        </w:rPr>
+        <w:t xml:space="preserve">) </w:t>
+      </w:r>
+      <w:r>
+        <w:rPr>
+          <w:rStyle w:val="SpecialCharTok"/>
+        </w:rPr>
+        <w:t xml:space="preserve">+</w:t>
+      </w:r>
+      <w:r>
+        <w:br/>
+      </w:r>
+      <w:r>
+        <w:rPr>
+          <w:rStyle w:val="NormalTok"/>
+        </w:rPr>
+        <w:t xml:space="preserve">  </w:t>
+      </w:r>
+      <w:r>
+        <w:rPr>
+          <w:rStyle w:val="FunctionTok"/>
+        </w:rPr>
+        <w:t xml:space="preserve">labs</w:t>
+      </w:r>
+      <w:r>
+        <w:rPr>
+          <w:rStyle w:val="NormalTok"/>
+        </w:rPr>
+        <w:t xml:space="preserve">(</w:t>
+      </w:r>
+      <w:r>
+        <w:br/>
+      </w:r>
+      <w:r>
+        <w:rPr>
+          <w:rStyle w:val="NormalTok"/>
+        </w:rPr>
+        <w:t xml:space="preserve">    </w:t>
+      </w:r>
+      <w:r>
+        <w:rPr>
           <w:rStyle w:val="AttributeTok"/>
         </w:rPr>
-        <w:t xml:space="preserve">fill =</w:t>
+        <w:t xml:space="preserve">title =</w:t>
       </w:r>
       <w:r>
         <w:rPr>
@@ -3950,166 +4004,46 @@
         <w:rPr>
           <w:rStyle w:val="StringTok"/>
         </w:rPr>
-        <w:t xml:space="preserve">"tomato"</w:t>
-      </w:r>
-      <w:r>
-        <w:rPr>
-          <w:rStyle w:val="NormalTok"/>
-        </w:rPr>
-        <w:t xml:space="preserve">, </w:t>
+        <w:t xml:space="preserve">"xlim() — trend line refit on fewer leaves"</w:t>
+      </w:r>
+      <w:r>
+        <w:rPr>
+          <w:rStyle w:val="NormalTok"/>
+        </w:rPr>
+        <w:t xml:space="preserve">,</w:t>
+      </w:r>
+      <w:r>
+        <w:br/>
+      </w:r>
+      <w:r>
+        <w:rPr>
+          <w:rStyle w:val="NormalTok"/>
+        </w:rPr>
+        <w:t xml:space="preserve">    </w:t>
       </w:r>
       <w:r>
         <w:rPr>
           <w:rStyle w:val="AttributeTok"/>
         </w:rPr>
-        <w:t xml:space="preserve">alpha =</w:t>
-      </w:r>
-      <w:r>
-        <w:rPr>
-          <w:rStyle w:val="NormalTok"/>
-        </w:rPr>
-        <w:t xml:space="preserve"> </w:t>
-      </w:r>
-      <w:r>
-        <w:rPr>
-          <w:rStyle w:val="FloatTok"/>
-        </w:rPr>
-        <w:t xml:space="preserve">0.15</w:t>
-      </w:r>
-      <w:r>
-        <w:rPr>
-          <w:rStyle w:val="NormalTok"/>
-        </w:rPr>
-        <w:t xml:space="preserve">) </w:t>
-      </w:r>
-      <w:r>
-        <w:rPr>
-          <w:rStyle w:val="SpecialCharTok"/>
-        </w:rPr>
-        <w:t xml:space="preserve">+</w:t>
-      </w:r>
-      <w:r>
-        <w:br/>
-      </w:r>
-      <w:r>
-        <w:rPr>
-          <w:rStyle w:val="NormalTok"/>
-        </w:rPr>
-        <w:t xml:space="preserve">  </w:t>
-      </w:r>
-      <w:r>
-        <w:rPr>
-          <w:rStyle w:val="FunctionTok"/>
-        </w:rPr>
-        <w:t xml:space="preserve">xlim</w:t>
-      </w:r>
-      <w:r>
-        <w:rPr>
-          <w:rStyle w:val="NormalTok"/>
-        </w:rPr>
-        <w:t xml:space="preserve">(</w:t>
-      </w:r>
-      <w:r>
-        <w:rPr>
-          <w:rStyle w:val="DecValTok"/>
-        </w:rPr>
-        <w:t xml:space="preserve">50</w:t>
-      </w:r>
-      <w:r>
-        <w:rPr>
-          <w:rStyle w:val="NormalTok"/>
-        </w:rPr>
-        <w:t xml:space="preserve">, </w:t>
-      </w:r>
-      <w:r>
-        <w:rPr>
-          <w:rStyle w:val="DecValTok"/>
-        </w:rPr>
-        <w:t xml:space="preserve">70</w:t>
-      </w:r>
-      <w:r>
-        <w:rPr>
-          <w:rStyle w:val="NormalTok"/>
-        </w:rPr>
-        <w:t xml:space="preserve">) </w:t>
-      </w:r>
-      <w:r>
-        <w:rPr>
-          <w:rStyle w:val="SpecialCharTok"/>
-        </w:rPr>
-        <w:t xml:space="preserve">+</w:t>
-      </w:r>
-      <w:r>
-        <w:br/>
-      </w:r>
-      <w:r>
-        <w:rPr>
-          <w:rStyle w:val="NormalTok"/>
-        </w:rPr>
-        <w:t xml:space="preserve">  </w:t>
-      </w:r>
-      <w:r>
-        <w:rPr>
-          <w:rStyle w:val="FunctionTok"/>
-        </w:rPr>
-        <w:t xml:space="preserve">ylim</w:t>
-      </w:r>
-      <w:r>
-        <w:rPr>
-          <w:rStyle w:val="NormalTok"/>
-        </w:rPr>
-        <w:t xml:space="preserve">(</w:t>
-      </w:r>
-      <w:r>
-        <w:rPr>
-          <w:rStyle w:val="FloatTok"/>
-        </w:rPr>
-        <w:t xml:space="preserve">0.4</w:t>
-      </w:r>
-      <w:r>
-        <w:rPr>
-          <w:rStyle w:val="NormalTok"/>
-        </w:rPr>
-        <w:t xml:space="preserve">, </w:t>
-      </w:r>
-      <w:r>
-        <w:rPr>
-          <w:rStyle w:val="FloatTok"/>
-        </w:rPr>
-        <w:t xml:space="preserve">0.6</w:t>
-      </w:r>
-      <w:r>
-        <w:rPr>
-          <w:rStyle w:val="NormalTok"/>
-        </w:rPr>
-        <w:t xml:space="preserve">) </w:t>
-      </w:r>
-      <w:r>
-        <w:rPr>
-          <w:rStyle w:val="SpecialCharTok"/>
-        </w:rPr>
-        <w:t xml:space="preserve">+</w:t>
-      </w:r>
-      <w:r>
-        <w:br/>
-      </w:r>
-      <w:r>
-        <w:rPr>
-          <w:rStyle w:val="NormalTok"/>
-        </w:rPr>
-        <w:t xml:space="preserve">  </w:t>
-      </w:r>
-      <w:r>
-        <w:rPr>
-          <w:rStyle w:val="FunctionTok"/>
-        </w:rPr>
-        <w:t xml:space="preserve">labs</w:t>
-      </w:r>
-      <w:r>
-        <w:rPr>
-          <w:rStyle w:val="NormalTok"/>
-        </w:rPr>
-        <w:t xml:space="preserve">(</w:t>
+        <w:t xml:space="preserve">x =</w:t>
+      </w:r>
+      <w:r>
+        <w:rPr>
+          <w:rStyle w:val="NormalTok"/>
+        </w:rPr>
+        <w:t xml:space="preserve"> </w:t>
+      </w:r>
+      <w:r>
+        <w:rPr>
+          <w:rStyle w:val="StringTok"/>
+        </w:rPr>
+        <w:t xml:space="preserve">"Petiole Length (mm)"</w:t>
+      </w:r>
+      <w:r>
+        <w:rPr>
+          <w:rStyle w:val="NormalTok"/>
+        </w:rPr>
+        <w:t xml:space="preserve">,</w:t>
       </w:r>
       <w:r>
         <w:br/>
@@ -4119,63 +4053,6 @@
           <w:rStyle w:val="NormalTok"/>
         </w:rPr>
         <w:t xml:space="preserve">    </w:t>
-      </w:r>
-      <w:r>
-        <w:rPr>
-          <w:rStyle w:val="AttributeTok"/>
-        </w:rPr>
-        <w:t xml:space="preserve">title =</w:t>
-      </w:r>
-      <w:r>
-        <w:rPr>
-          <w:rStyle w:val="NormalTok"/>
-        </w:rPr>
-        <w:t xml:space="preserve"> </w:t>
-      </w:r>
-      <w:r>
-        <w:rPr>
-          <w:rStyle w:val="StringTok"/>
-        </w:rPr>
-        <w:t xml:space="preserve">"Zoomed with xlim() / ylim() — different line!"</w:t>
-      </w:r>
-      <w:r>
-        <w:rPr>
-          <w:rStyle w:val="NormalTok"/>
-        </w:rPr>
-        <w:t xml:space="preserve">,</w:t>
-      </w:r>
-      <w:r>
-        <w:br/>
-      </w:r>
-      <w:r>
-        <w:rPr>
-          <w:rStyle w:val="NormalTok"/>
-        </w:rPr>
-        <w:t xml:space="preserve">    </w:t>
-      </w:r>
-      <w:r>
-        <w:rPr>
-          <w:rStyle w:val="AttributeTok"/>
-        </w:rPr>
-        <w:t xml:space="preserve">x =</w:t>
-      </w:r>
-      <w:r>
-        <w:rPr>
-          <w:rStyle w:val="NormalTok"/>
-        </w:rPr>
-        <w:t xml:space="preserve"> </w:t>
-      </w:r>
-      <w:r>
-        <w:rPr>
-          <w:rStyle w:val="StringTok"/>
-        </w:rPr>
-        <w:t xml:space="preserve">"Petiole Length (mm)"</w:t>
-      </w:r>
-      <w:r>
-        <w:rPr>
-          <w:rStyle w:val="NormalTok"/>
-        </w:rPr>
-        <w:t xml:space="preserve">, </w:t>
       </w:r>
       <w:r>
         <w:rPr>
@@ -4409,7 +4286,13 @@
               <w:t xml:space="preserve">xlim()</w:t>
             </w:r>
             <w:r>
+              <w:t xml:space="preserve"> </w:t>
+            </w:r>
+            <w:r>
               <w:t xml:space="preserve">/</w:t>
+            </w:r>
+            <w:r>
+              <w:t xml:space="preserve"> </w:t>
             </w:r>
             <w:r>
               <w:rPr>
@@ -4425,7 +4308,7 @@
                 <w:b/>
                 <w:bCs/>
               </w:rPr>
-              <w:t xml:space="preserve">silently delete rows</w:t>
+              <w:t xml:space="preserve">silently delete every row</w:t>
             </w:r>
             <w:r>
               <w:t xml:space="preserve"> </w:t>
@@ -4447,7 +4330,7 @@
               <w:t xml:space="preserve"> </w:t>
             </w:r>
             <w:r>
-              <w:t xml:space="preserve">anything is computed. The trend line above is fit only on the leaves that remain — a different line than</w:t>
+              <w:t xml:space="preserve">anything is computed. The line above is fit only on the leaves that remain — a different line than</w:t>
             </w:r>
             <w:r>
               <w:t xml:space="preserve"> </w:t>
@@ -4462,7 +4345,7 @@
               <w:t xml:space="preserve"> </w:t>
             </w:r>
             <w:r>
-              <w:t xml:space="preserve">produced, with no warning that data went missing.</w:t>
+              <w:t xml:space="preserve">gave, with no warning.</w:t>
             </w:r>
           </w:p>
           <w:p/>
@@ -4478,13 +4361,13 @@
           <w:b/>
           <w:bCs/>
         </w:rPr>
-        <w:t xml:space="preserve">Rule of thumb:</w:t>
-      </w:r>
-      <w:r>
-        <w:t xml:space="preserve"> </w:t>
-      </w:r>
-      <w:r>
-        <w:t xml:space="preserve">use</w:t>
+        <w:t xml:space="preserve">Rule:</w:t>
+      </w:r>
+      <w:r>
+        <w:t xml:space="preserve"> </w:t>
+      </w:r>
+      <w:r>
+        <w:t xml:space="preserve">zoom with</w:t>
       </w:r>
       <w:r>
         <w:t xml:space="preserve"> </w:t>
@@ -4496,10 +4379,7 @@
         <w:t xml:space="preserve">coord_cartesian()</w:t>
       </w:r>
       <w:r>
-        <w:t xml:space="preserve"> </w:t>
-      </w:r>
-      <w:r>
-        <w:t xml:space="preserve">to zoom. Only use</w:t>
+        <w:t xml:space="preserve">. Only use</w:t>
       </w:r>
       <w:r>
         <w:t xml:space="preserve"> </w:t>
@@ -4511,9 +4391,15 @@
         <w:t xml:space="preserve">xlim()</w:t>
       </w:r>
       <w:r>
+        <w:t xml:space="preserve"> </w:t>
+      </w:r>
+      <w:r>
         <w:t xml:space="preserve">/</w:t>
       </w:r>
       <w:r>
+        <w:t xml:space="preserve"> </w:t>
+      </w:r>
+      <w:r>
         <w:rPr>
           <w:rStyle w:val="VerbatimChar"/>
         </w:rPr>
@@ -4523,7 +4409,7 @@
         <w:t xml:space="preserve"> </w:t>
       </w:r>
       <w:r>
-        <w:t xml:space="preserve">when you actually want those rows excluded from the analysis, not just out of view.</w:t>
+        <w:t xml:space="preserve">when you actually want those rows gone from the analysis.</w:t>
       </w:r>
     </w:p>
     <w:bookmarkEnd w:id="50"/>
@@ -4553,7 +4439,34 @@
         <w:pStyle w:val="BodyText"/>
       </w:pPr>
       <w:r>
-        <w:t xml:space="preserve">Zoom the same plot two ways and compare the trend lines. Predict, type, run.</w:t>
+        <w:t xml:space="preserve">Zoom with</w:t>
+      </w:r>
+      <w:r>
+        <w:t xml:space="preserve"> </w:t>
+      </w:r>
+      <w:r>
+        <w:rPr>
+          <w:rStyle w:val="VerbatimChar"/>
+        </w:rPr>
+        <w:t xml:space="preserve">coord_cartesian()</w:t>
+      </w:r>
+      <w:r>
+        <w:t xml:space="preserve">, then run the</w:t>
+      </w:r>
+      <w:r>
+        <w:t xml:space="preserve"> </w:t>
+      </w:r>
+      <w:r>
+        <w:rPr>
+          <w:rStyle w:val="VerbatimChar"/>
+        </w:rPr>
+        <w:t xml:space="preserve">xlim()</w:t>
+      </w:r>
+      <w:r>
+        <w:t xml:space="preserve"> </w:t>
+      </w:r>
+      <w:r>
+        <w:t xml:space="preserve">version once and watch the line move. Predict, type, run.</w:t>
       </w:r>
     </w:p>
     <w:bookmarkEnd w:id="51"/>
@@ -4830,6 +4743,15 @@
         <w:t xml:space="preserve">(</w:t>
       </w:r>
       <w:r>
+        <w:br/>
+      </w:r>
+      <w:r>
+        <w:rPr>
+          <w:rStyle w:val="NormalTok"/>
+        </w:rPr>
+        <w:t xml:space="preserve">    </w:t>
+      </w:r>
+      <w:r>
         <w:rPr>
           <w:rStyle w:val="AttributeTok"/>
         </w:rPr>
@@ -4923,7 +4845,16 @@
         <w:rPr>
           <w:rStyle w:val="NormalTok"/>
         </w:rPr>
-        <w:t xml:space="preserve">)) </w:t>
+        <w:t xml:space="preserve">)</w:t>
+      </w:r>
+      <w:r>
+        <w:br/>
+      </w:r>
+      <w:r>
+        <w:rPr>
+          <w:rStyle w:val="NormalTok"/>
+        </w:rPr>
+        <w:t xml:space="preserve">  ) </w:t>
       </w:r>
       <w:r>
         <w:rPr>
@@ -5159,7 +5090,7 @@
           <w:b/>
           <w:bCs/>
         </w:rPr>
-        <w:t xml:space="preserve">Five built-in themes to try on the same plot:</w:t>
+        <w:t xml:space="preserve">A few built-in themes worth knowing:</w:t>
       </w:r>
     </w:p>
     <w:tbl>
@@ -5221,7 +5152,7 @@
               <w:pStyle w:val="Compact"/>
             </w:pPr>
             <w:r>
-              <w:t xml:space="preserve">default — grey background</w:t>
+              <w:t xml:space="preserve">the default — grey background</w:t>
             </w:r>
           </w:p>
         </w:tc>
@@ -5237,7 +5168,7 @@
               <w:rPr>
                 <w:rStyle w:val="VerbatimChar"/>
               </w:rPr>
-              <w:t xml:space="preserve">theme_bw()</w:t>
+              <w:t xml:space="preserve">theme_minimal()</w:t>
             </w:r>
           </w:p>
         </w:tc>
@@ -5248,7 +5179,7 @@
               <w:pStyle w:val="Compact"/>
             </w:pPr>
             <w:r>
-              <w:t xml:space="preserve">white background, grey gridlines</w:t>
+              <w:t xml:space="preserve">no background, faint gridlines</w:t>
             </w:r>
           </w:p>
         </w:tc>
@@ -5264,7 +5195,7 @@
               <w:rPr>
                 <w:rStyle w:val="VerbatimChar"/>
               </w:rPr>
-              <w:t xml:space="preserve">theme_minimal()</w:t>
+              <w:t xml:space="preserve">theme_classic()</w:t>
             </w:r>
           </w:p>
         </w:tc>
@@ -5275,61 +5206,7 @@
               <w:pStyle w:val="Compact"/>
             </w:pPr>
             <w:r>
-              <w:t xml:space="preserve">no background, subtle gridlines</w:t>
-            </w:r>
-          </w:p>
-        </w:tc>
-      </w:tr>
-      <w:tr>
-        <w:tc>
-          <w:tcPr/>
-          <w:p>
-            <w:pPr>
-              <w:pStyle w:val="Compact"/>
-            </w:pPr>
-            <w:r>
-              <w:rPr>
-                <w:rStyle w:val="VerbatimChar"/>
-              </w:rPr>
-              <w:t xml:space="preserve">theme_classic()</w:t>
-            </w:r>
-          </w:p>
-        </w:tc>
-        <w:tc>
-          <w:tcPr/>
-          <w:p>
-            <w:pPr>
-              <w:pStyle w:val="Compact"/>
-            </w:pPr>
-            <w:r>
               <w:t xml:space="preserve">white background, axis lines only</w:t>
-            </w:r>
-          </w:p>
-        </w:tc>
-      </w:tr>
-      <w:tr>
-        <w:tc>
-          <w:tcPr/>
-          <w:p>
-            <w:pPr>
-              <w:pStyle w:val="Compact"/>
-            </w:pPr>
-            <w:r>
-              <w:rPr>
-                <w:rStyle w:val="VerbatimChar"/>
-              </w:rPr>
-              <w:t xml:space="preserve">theme_light()</w:t>
-            </w:r>
-          </w:p>
-        </w:tc>
-        <w:tc>
-          <w:tcPr/>
-          <w:p>
-            <w:pPr>
-              <w:pStyle w:val="Compact"/>
-            </w:pPr>
-            <w:r>
-              <w:t xml:space="preserve">light grey lines and border</w:t>
             </w:r>
           </w:p>
         </w:tc>
@@ -5461,7 +5338,7 @@
               <w:t xml:space="preserve"> </w:t>
             </w:r>
             <w:r>
-              <w:t xml:space="preserve">is a safe default for scientific figures — clean, uncluttered, close to what most journals expect.</w:t>
+              <w:t xml:space="preserve">is a safe default for scientific figures — clean, uncluttered, close to what most journals expect. Pick one you like and use it everywhere.</w:t>
             </w:r>
           </w:p>
           <w:p/>
@@ -5684,6 +5561,15 @@
         <w:t xml:space="preserve">(</w:t>
       </w:r>
       <w:r>
+        <w:br/>
+      </w:r>
+      <w:r>
+        <w:rPr>
+          <w:rStyle w:val="NormalTok"/>
+        </w:rPr>
+        <w:t xml:space="preserve">    </w:t>
+      </w:r>
+      <w:r>
         <w:rPr>
           <w:rStyle w:val="AttributeTok"/>
         </w:rPr>
@@ -5777,7 +5663,16 @@
         <w:rPr>
           <w:rStyle w:val="NormalTok"/>
         </w:rPr>
-        <w:t xml:space="preserve">)) </w:t>
+        <w:t xml:space="preserve">)</w:t>
+      </w:r>
+      <w:r>
+        <w:br/>
+      </w:r>
+      <w:r>
+        <w:rPr>
+          <w:rStyle w:val="NormalTok"/>
+        </w:rPr>
+        <w:t xml:space="preserve">  ) </w:t>
       </w:r>
       <w:r>
         <w:rPr>
@@ -5933,15 +5828,6 @@
         <w:t xml:space="preserve">(</w:t>
       </w:r>
       <w:r>
-        <w:br/>
-      </w:r>
-      <w:r>
-        <w:rPr>
-          <w:rStyle w:val="NormalTok"/>
-        </w:rPr>
-        <w:t xml:space="preserve">    </w:t>
-      </w:r>
-      <w:r>
         <w:rPr>
           <w:rStyle w:val="AttributeTok"/>
         </w:rPr>
@@ -5963,130 +5849,7 @@
         <w:rPr>
           <w:rStyle w:val="NormalTok"/>
         </w:rPr>
-        <w:t xml:space="preserve">,</w:t>
-      </w:r>
-      <w:r>
-        <w:br/>
-      </w:r>
-      <w:r>
-        <w:rPr>
-          <w:rStyle w:val="NormalTok"/>
-        </w:rPr>
-        <w:t xml:space="preserve">    </w:t>
-      </w:r>
-      <w:r>
-        <w:rPr>
-          <w:rStyle w:val="AttributeTok"/>
-        </w:rPr>
-        <w:t xml:space="preserve">axis.text =</w:t>
-      </w:r>
-      <w:r>
-        <w:rPr>
-          <w:rStyle w:val="NormalTok"/>
-        </w:rPr>
-        <w:t xml:space="preserve"> </w:t>
-      </w:r>
-      <w:r>
-        <w:rPr>
-          <w:rStyle w:val="FunctionTok"/>
-        </w:rPr>
-        <w:t xml:space="preserve">element_text</w:t>
-      </w:r>
-      <w:r>
-        <w:rPr>
-          <w:rStyle w:val="NormalTok"/>
-        </w:rPr>
-        <w:t xml:space="preserve">(</w:t>
-      </w:r>
-      <w:r>
-        <w:rPr>
-          <w:rStyle w:val="AttributeTok"/>
-        </w:rPr>
-        <w:t xml:space="preserve">size =</w:t>
-      </w:r>
-      <w:r>
-        <w:rPr>
-          <w:rStyle w:val="NormalTok"/>
-        </w:rPr>
-        <w:t xml:space="preserve"> </w:t>
-      </w:r>
-      <w:r>
-        <w:rPr>
-          <w:rStyle w:val="DecValTok"/>
-        </w:rPr>
-        <w:t xml:space="preserve">12</w:t>
-      </w:r>
-      <w:r>
-        <w:rPr>
-          <w:rStyle w:val="NormalTok"/>
-        </w:rPr>
-        <w:t xml:space="preserve">),</w:t>
-      </w:r>
-      <w:r>
-        <w:br/>
-      </w:r>
-      <w:r>
-        <w:rPr>
-          <w:rStyle w:val="NormalTok"/>
-        </w:rPr>
-        <w:t xml:space="preserve">    </w:t>
-      </w:r>
-      <w:r>
-        <w:rPr>
-          <w:rStyle w:val="AttributeTok"/>
-        </w:rPr>
-        <w:t xml:space="preserve">axis.title =</w:t>
-      </w:r>
-      <w:r>
-        <w:rPr>
-          <w:rStyle w:val="NormalTok"/>
-        </w:rPr>
-        <w:t xml:space="preserve"> </w:t>
-      </w:r>
-      <w:r>
-        <w:rPr>
-          <w:rStyle w:val="FunctionTok"/>
-        </w:rPr>
-        <w:t xml:space="preserve">element_text</w:t>
-      </w:r>
-      <w:r>
-        <w:rPr>
-          <w:rStyle w:val="NormalTok"/>
-        </w:rPr>
-        <w:t xml:space="preserve">(</w:t>
-      </w:r>
-      <w:r>
-        <w:rPr>
-          <w:rStyle w:val="AttributeTok"/>
-        </w:rPr>
-        <w:t xml:space="preserve">size =</w:t>
-      </w:r>
-      <w:r>
-        <w:rPr>
-          <w:rStyle w:val="NormalTok"/>
-        </w:rPr>
-        <w:t xml:space="preserve"> </w:t>
-      </w:r>
-      <w:r>
-        <w:rPr>
-          <w:rStyle w:val="DecValTok"/>
-        </w:rPr>
-        <w:t xml:space="preserve">13</w:t>
-      </w:r>
-      <w:r>
-        <w:rPr>
-          <w:rStyle w:val="NormalTok"/>
-        </w:rPr>
         <w:t xml:space="preserve">)</w:t>
-      </w:r>
-      <w:r>
-        <w:br/>
-      </w:r>
-      <w:r>
-        <w:rPr>
-          <w:rStyle w:val="NormalTok"/>
-        </w:rPr>
-        <w:t xml:space="preserve">  )</w:t>
       </w:r>
     </w:p>
     <w:p>
@@ -6206,7 +5969,22 @@
         <w:t xml:space="preserve"> </w:t>
       </w:r>
       <w:r>
-        <w:t xml:space="preserve">— drop a redundant legend</w:t>
+        <w:t xml:space="preserve">— drop a legend that just repeats the x-axis, as</w:t>
+      </w:r>
+      <w:r>
+        <w:t xml:space="preserve"> </w:t>
+      </w:r>
+      <w:r>
+        <w:rPr>
+          <w:rStyle w:val="VerbatimChar"/>
+        </w:rPr>
+        <w:t xml:space="preserve">fill = shade</w:t>
+      </w:r>
+      <w:r>
+        <w:t xml:space="preserve"> </w:t>
+      </w:r>
+      <w:r>
+        <w:t xml:space="preserve">does here</w:t>
       </w:r>
     </w:p>
     <w:p>
@@ -6218,16 +5996,19 @@
         </w:numPr>
       </w:pPr>
       <w:r>
+        <w:t xml:space="preserve">Other common tweaks:</w:t>
+      </w:r>
+      <w:r>
+        <w:t xml:space="preserve"> </w:t>
+      </w:r>
+      <w:r>
         <w:rPr>
           <w:rStyle w:val="VerbatimChar"/>
         </w:rPr>
-        <w:t xml:space="preserve">axis.text</w:t>
-      </w:r>
-      <w:r>
-        <w:t xml:space="preserve"> </w:t>
-      </w:r>
-      <w:r>
-        <w:t xml:space="preserve">/</w:t>
+        <w:t xml:space="preserve">plot.title = element_text(face = "bold")</w:t>
+      </w:r>
+      <w:r>
+        <w:t xml:space="preserve">,</w:t>
       </w:r>
       <w:r>
         <w:t xml:space="preserve"> </w:t>
@@ -6236,13 +6017,7 @@
         <w:rPr>
           <w:rStyle w:val="VerbatimChar"/>
         </w:rPr>
-        <w:t xml:space="preserve">axis.title</w:t>
-      </w:r>
-      <w:r>
-        <w:t xml:space="preserve"> </w:t>
-      </w:r>
-      <w:r>
-        <w:t xml:space="preserve">— control tick labels and axis titles separately</w:t>
+        <w:t xml:space="preserve">axis.text = element_text(size = 12)</w:t>
       </w:r>
     </w:p>
     <w:tbl>
@@ -6586,6 +6361,15 @@
         <w:t xml:space="preserve">(</w:t>
       </w:r>
       <w:r>
+        <w:br/>
+      </w:r>
+      <w:r>
+        <w:rPr>
+          <w:rStyle w:val="NormalTok"/>
+        </w:rPr>
+        <w:t xml:space="preserve">    </w:t>
+      </w:r>
+      <w:r>
         <w:rPr>
           <w:rStyle w:val="AttributeTok"/>
         </w:rPr>
@@ -6679,7 +6463,16 @@
         <w:rPr>
           <w:rStyle w:val="NormalTok"/>
         </w:rPr>
-        <w:t xml:space="preserve">)) </w:t>
+        <w:t xml:space="preserve">)</w:t>
+      </w:r>
+      <w:r>
+        <w:br/>
+      </w:r>
+      <w:r>
+        <w:rPr>
+          <w:rStyle w:val="NormalTok"/>
+        </w:rPr>
+        <w:t xml:space="preserve">  ) </w:t>
       </w:r>
       <w:r>
         <w:rPr>
@@ -6862,6 +6655,15 @@
         <w:t xml:space="preserve">(</w:t>
       </w:r>
       <w:r>
+        <w:br/>
+      </w:r>
+      <w:r>
+        <w:rPr>
+          <w:rStyle w:val="NormalTok"/>
+        </w:rPr>
+        <w:t xml:space="preserve">  </w:t>
+      </w:r>
+      <w:r>
         <w:rPr>
           <w:rStyle w:val="StringTok"/>
         </w:rPr>
@@ -6880,7 +6682,7 @@
         <w:rPr>
           <w:rStyle w:val="NormalTok"/>
         </w:rPr>
-        <w:t xml:space="preserve">       </w:t>
+        <w:t xml:space="preserve">  </w:t>
       </w:r>
       <w:r>
         <w:rPr>
@@ -6892,7 +6694,16 @@
         <w:rPr>
           <w:rStyle w:val="NormalTok"/>
         </w:rPr>
-        <w:t xml:space="preserve"> leaf_plot, </w:t>
+        <w:t xml:space="preserve"> leaf_plot,</w:t>
+      </w:r>
+      <w:r>
+        <w:br/>
+      </w:r>
+      <w:r>
+        <w:rPr>
+          <w:rStyle w:val="NormalTok"/>
+        </w:rPr>
+        <w:t xml:space="preserve">  </w:t>
       </w:r>
       <w:r>
         <w:rPr>
@@ -6916,7 +6727,16 @@
         <w:rPr>
           <w:rStyle w:val="NormalTok"/>
         </w:rPr>
-        <w:t xml:space="preserve">, </w:t>
+        <w:t xml:space="preserve">,</w:t>
+      </w:r>
+      <w:r>
+        <w:br/>
+      </w:r>
+      <w:r>
+        <w:rPr>
+          <w:rStyle w:val="NormalTok"/>
+        </w:rPr>
+        <w:t xml:space="preserve">  </w:t>
       </w:r>
       <w:r>
         <w:rPr>
@@ -6949,7 +6769,7 @@
         <w:rPr>
           <w:rStyle w:val="NormalTok"/>
         </w:rPr>
-        <w:t xml:space="preserve">       </w:t>
+        <w:t xml:space="preserve">  </w:t>
       </w:r>
       <w:r>
         <w:rPr>
@@ -6973,7 +6793,16 @@
         <w:rPr>
           <w:rStyle w:val="NormalTok"/>
         </w:rPr>
-        <w:t xml:space="preserve">, </w:t>
+        <w:t xml:space="preserve">,</w:t>
+      </w:r>
+      <w:r>
+        <w:br/>
+      </w:r>
+      <w:r>
+        <w:rPr>
+          <w:rStyle w:val="NormalTok"/>
+        </w:rPr>
+        <w:t xml:space="preserve">  </w:t>
       </w:r>
       <w:r>
         <w:rPr>
@@ -6994,6 +6823,9 @@
         <w:t xml:space="preserve">300</w:t>
       </w:r>
       <w:r>
+        <w:br/>
+      </w:r>
+      <w:r>
         <w:rPr>
           <w:rStyle w:val="NormalTok"/>
         </w:rPr>
@@ -7027,6 +6859,15 @@
         <w:t xml:space="preserve">(</w:t>
       </w:r>
       <w:r>
+        <w:br/>
+      </w:r>
+      <w:r>
+        <w:rPr>
+          <w:rStyle w:val="NormalTok"/>
+        </w:rPr>
+        <w:t xml:space="preserve">  </w:t>
+      </w:r>
+      <w:r>
         <w:rPr>
           <w:rStyle w:val="StringTok"/>
         </w:rPr>
@@ -7045,7 +6886,7 @@
         <w:rPr>
           <w:rStyle w:val="NormalTok"/>
         </w:rPr>
-        <w:t xml:space="preserve">       </w:t>
+        <w:t xml:space="preserve">  </w:t>
       </w:r>
       <w:r>
         <w:rPr>
@@ -7057,7 +6898,16 @@
         <w:rPr>
           <w:rStyle w:val="NormalTok"/>
         </w:rPr>
-        <w:t xml:space="preserve"> leaf_plot, </w:t>
+        <w:t xml:space="preserve"> leaf_plot,</w:t>
+      </w:r>
+      <w:r>
+        <w:br/>
+      </w:r>
+      <w:r>
+        <w:rPr>
+          <w:rStyle w:val="NormalTok"/>
+        </w:rPr>
+        <w:t xml:space="preserve">  </w:t>
       </w:r>
       <w:r>
         <w:rPr>
@@ -7081,7 +6931,16 @@
         <w:rPr>
           <w:rStyle w:val="NormalTok"/>
         </w:rPr>
-        <w:t xml:space="preserve">, </w:t>
+        <w:t xml:space="preserve">,</w:t>
+      </w:r>
+      <w:r>
+        <w:br/>
+      </w:r>
+      <w:r>
+        <w:rPr>
+          <w:rStyle w:val="NormalTok"/>
+        </w:rPr>
+        <w:t xml:space="preserve">  </w:t>
       </w:r>
       <w:r>
         <w:rPr>
@@ -7105,7 +6964,16 @@
         <w:rPr>
           <w:rStyle w:val="NormalTok"/>
         </w:rPr>
-        <w:t xml:space="preserve">, </w:t>
+        <w:t xml:space="preserve">,</w:t>
+      </w:r>
+      <w:r>
+        <w:br/>
+      </w:r>
+      <w:r>
+        <w:rPr>
+          <w:rStyle w:val="NormalTok"/>
+        </w:rPr>
+        <w:t xml:space="preserve">  </w:t>
       </w:r>
       <w:r>
         <w:rPr>
@@ -7124,6 +6992,9 @@
           <w:rStyle w:val="StringTok"/>
         </w:rPr>
         <w:t xml:space="preserve">"in"</w:t>
+      </w:r>
+      <w:r>
+        <w:br/>
       </w:r>
       <w:r>
         <w:rPr>
@@ -7627,7 +7498,7 @@
         </w:numPr>
       </w:pPr>
       <w:r>
-        <w:t xml:space="preserve">Built-in themes (</w:t>
+        <w:t xml:space="preserve">Pick one built-in theme (</w:t>
       </w:r>
       <w:r>
         <w:rPr>
@@ -7636,7 +7507,7 @@
         <w:t xml:space="preserve">theme_classic()</w:t>
       </w:r>
       <w:r>
-        <w:t xml:space="preserve">, etc.) +</w:t>
+        <w:t xml:space="preserve">) and use</w:t>
       </w:r>
       <w:r>
         <w:t xml:space="preserve"> </w:t>
@@ -7645,13 +7516,13 @@
         <w:rPr>
           <w:rStyle w:val="VerbatimChar"/>
         </w:rPr>
-        <w:t xml:space="preserve">theme()</w:t>
-      </w:r>
-      <w:r>
-        <w:t xml:space="preserve"> </w:t>
-      </w:r>
-      <w:r>
-        <w:t xml:space="preserve">for small overrides</w:t>
+        <w:t xml:space="preserve">theme(legend.position = "none")</w:t>
+      </w:r>
+      <w:r>
+        <w:t xml:space="preserve"> </w:t>
+      </w:r>
+      <w:r>
+        <w:t xml:space="preserve">to drop a redundant legend</w:t>
       </w:r>
     </w:p>
     <w:p>

--- a/docs/content/ggplot_2/ggplot_2_lecture.docx
+++ b/docs/content/ggplot_2/ggplot_2_lecture.docx
@@ -9690,7 +9690,6 @@
         <w:bottom w:color="FF0000" w:space="1" w:sz="8" w:val="single"/>
         <w:right w:color="FF0000" w:space="4" w:sz="8" w:val="single"/>
       </w:pBdr>
-      <w:shd w:color="auto" w:fill="auto" w:val="pct15"/>
       <w:spacing w:after="120" w:before="120"/>
       <w:ind w:left="432" w:right="432"/>
     </w:pPr>
@@ -9711,7 +9710,6 @@
         <w:bottom w:color="auto" w:space="1" w:sz="8" w:val="single"/>
         <w:right w:color="auto" w:space="4" w:sz="8" w:val="single"/>
       </w:pBdr>
-      <w:shd w:color="auto" w:fill="auto" w:val="pct15"/>
       <w:spacing w:after="240" w:before="240"/>
       <w:ind w:left="432" w:right="432"/>
     </w:pPr>
@@ -9726,7 +9724,6 @@
     <w:qFormat/>
     <w:rsid w:val="00771E03"/>
     <w:pPr>
-      <w:shd w:color="auto" w:fill="auto" w:val="pct15"/>
       <w:spacing w:after="240" w:before="240"/>
       <w:ind w:left="432" w:right="432"/>
     </w:pPr>

--- a/docs/content/ggplot_2/ggplot_2_lecture.docx
+++ b/docs/content/ggplot_2/ggplot_2_lecture.docx
@@ -31,7 +31,7 @@
         <w:pStyle w:val="Date"/>
       </w:pPr>
       <w:r>
-        <w:t xml:space="preserve">2026-09-14</w:t>
+        <w:t xml:space="preserve">2026-09-21</w:t>
       </w:r>
     </w:p>
     <w:bookmarkStart w:id="12" w:name="where-we-left-off-lecture-03-ggplot-i"/>

--- a/docs/content/ggplot_2/ggplot_2_lecture.docx
+++ b/docs/content/ggplot_2/ggplot_2_lecture.docx
@@ -31,7 +31,7 @@
         <w:pStyle w:val="Date"/>
       </w:pPr>
       <w:r>
-        <w:t xml:space="preserve">2026-09-21</w:t>
+        <w:t xml:space="preserve">2026-09-22</w:t>
       </w:r>
     </w:p>
     <w:bookmarkStart w:id="12" w:name="where-we-left-off-lecture-03-ggplot-i"/>

--- a/docs/content/ggplot_2/ggplot_2_lecture.docx
+++ b/docs/content/ggplot_2/ggplot_2_lecture.docx
@@ -31,7 +31,7 @@
         <w:pStyle w:val="Date"/>
       </w:pPr>
       <w:r>
-        <w:t xml:space="preserve">2026-09-22</w:t>
+        <w:t xml:space="preserve">2026-09-23</w:t>
       </w:r>
     </w:p>
     <w:bookmarkStart w:id="12" w:name="where-we-left-off-lecture-03-ggplot-i"/>

--- a/docs/content/ggplot_2/ggplot_2_lecture.docx
+++ b/docs/content/ggplot_2/ggplot_2_lecture.docx
@@ -9773,6 +9773,252 @@
       <w:spacing w:after="100"/>
     </w:pPr>
   </w:style>
+  <w:style w:styleId="BodyText" w:type="paragraph">
+    <w:name w:val="Body Text"/>
+    <w:basedOn w:val="Normal"/>
+    <w:link w:val="BodyTextChar"/>
+    <w:qFormat/>
+    <w:pPr>
+      <w:spacing w:after="180" w:before="180"/>
+    </w:pPr>
+  </w:style>
+  <w:style w:customStyle="1" w:styleId="FirstParagraph" w:type="paragraph">
+    <w:name w:val="First Paragraph"/>
+    <w:basedOn w:val="BodyText"/>
+    <w:next w:val="BodyText"/>
+    <w:qFormat/>
+  </w:style>
+  <w:style w:customStyle="1" w:styleId="Compact" w:type="paragraph">
+    <w:name w:val="Compact"/>
+    <w:basedOn w:val="BodyText"/>
+    <w:qFormat/>
+    <w:pPr>
+      <w:spacing w:after="36" w:before="36"/>
+    </w:pPr>
+  </w:style>
+  <w:style w:customStyle="1" w:styleId="Author" w:type="paragraph">
+    <w:name w:val="Author"/>
+    <w:basedOn w:val="Title"/>
+    <w:next w:val="BodyText"/>
+    <w:qFormat/>
+    <w:pPr>
+      <w:keepNext/>
+      <w:keepLines/>
+    </w:pPr>
+    <w:rPr>
+      <w:sz w:val="24"/>
+      <w:szCs w:val="24"/>
+    </w:rPr>
+  </w:style>
+  <w:style w:styleId="Date" w:type="paragraph">
+    <w:name w:val="Date"/>
+    <w:basedOn w:val="Title"/>
+    <w:next w:val="BodyText"/>
+    <w:qFormat/>
+    <w:pPr>
+      <w:keepNext/>
+      <w:keepLines/>
+    </w:pPr>
+    <w:rPr>
+      <w:sz w:val="24"/>
+      <w:szCs w:val="24"/>
+    </w:rPr>
+  </w:style>
+  <w:style w:customStyle="1" w:styleId="AbstractTitle" w:type="paragraph">
+    <w:name w:val="Abstract Title"/>
+    <w:basedOn w:val="Normal"/>
+    <w:next w:val="Abstract"/>
+    <w:qFormat/>
+    <w:pPr>
+      <w:keepNext/>
+      <w:keepLines/>
+      <w:spacing w:after="0" w:before="300"/>
+      <w:jc w:val="center"/>
+    </w:pPr>
+    <w:rPr>
+      <w:b/>
+      <w:sz w:val="20"/>
+      <w:szCs w:val="20"/>
+    </w:rPr>
+  </w:style>
+  <w:style w:customStyle="1" w:styleId="Abstract" w:type="paragraph">
+    <w:name w:val="Abstract"/>
+    <w:basedOn w:val="Normal"/>
+    <w:next w:val="BodyText"/>
+    <w:qFormat/>
+    <w:pPr>
+      <w:keepNext/>
+      <w:keepLines/>
+      <w:spacing w:after="300" w:before="100"/>
+    </w:pPr>
+    <w:rPr>
+      <w:sz w:val="20"/>
+      <w:szCs w:val="20"/>
+    </w:rPr>
+  </w:style>
+  <w:style w:styleId="Bibliography" w:type="paragraph">
+    <w:name w:val="Bibliography"/>
+    <w:basedOn w:val="Normal"/>
+    <w:next w:val="Bibliography"/>
+    <w:qFormat/>
+    <w:pPr/>
+    <w:rPr/>
+  </w:style>
+  <w:style w:styleId="BlockText" w:type="paragraph">
+    <w:name w:val="Block Text"/>
+    <w:basedOn w:val="BodyText"/>
+    <w:next w:val="BodyText"/>
+    <w:uiPriority w:val="9"/>
+    <w:unhideWhenUsed/>
+    <w:qFormat/>
+    <w:pPr>
+      <w:spacing w:after="100" w:before="100"/>
+      <w:ind w:firstLine="0" w:left="480" w:right="480"/>
+    </w:pPr>
+  </w:style>
+  <w:style w:styleId="FootnoteText" w:type="paragraph">
+    <w:name w:val="Footnote Text"/>
+    <w:basedOn w:val="Normal"/>
+    <w:next w:val="FootnoteText"/>
+    <w:uiPriority w:val="9"/>
+    <w:unhideWhenUsed/>
+    <w:qFormat/>
+  </w:style>
+  <w:style w:styleId="FootnoteBlockText" w:type="paragraph">
+    <w:name w:val="Footnote Block Text"/>
+    <w:basedOn w:val="FootnoteText"/>
+    <w:next w:val="FootnoteText"/>
+    <w:uiPriority w:val="9"/>
+    <w:unhideWhenUsed/>
+    <w:qFormat/>
+    <w:pPr>
+      <w:spacing w:after="100" w:before="100"/>
+      <w:ind w:firstLine="0" w:left="480" w:right="480"/>
+    </w:pPr>
+  </w:style>
+  <w:style w:styleId="Table" w:type="table">
+    <w:name w:val="Table"/>
+    <w:basedOn w:val="TableNormal"/>
+    <w:semiHidden/>
+    <w:unhideWhenUsed/>
+    <w:qFormat/>
+    <w:tblPr>
+      <w:tblInd w:type="dxa" w:w="0"/>
+      <w:tblCellMar>
+        <w:top w:type="dxa" w:w="0"/>
+        <w:left w:type="dxa" w:w="108"/>
+        <w:bottom w:type="dxa" w:w="0"/>
+        <w:right w:type="dxa" w:w="108"/>
+      </w:tblCellMar>
+    </w:tblPr>
+    <w:tblStylePr w:type="firstRow">
+      <w:tcPr>
+        <w:tcBorders>
+          <w:bottom w:val="single"/>
+        </w:tcBorders>
+        <w:vAlign w:val="bottom"/>
+      </w:tcPr>
+    </w:tblStylePr>
+  </w:style>
+  <w:style w:customStyle="1" w:styleId="DefinitionTerm" w:type="paragraph">
+    <w:name w:val="Definition Term"/>
+    <w:basedOn w:val="Normal"/>
+    <w:next w:val="Definition"/>
+    <w:pPr>
+      <w:keepNext/>
+      <w:keepLines/>
+      <w:spacing w:after="0"/>
+    </w:pPr>
+    <w:rPr>
+      <w:b/>
+    </w:rPr>
+  </w:style>
+  <w:style w:customStyle="1" w:styleId="Definition" w:type="paragraph">
+    <w:name w:val="Definition"/>
+    <w:basedOn w:val="Normal"/>
+  </w:style>
+  <w:style w:styleId="Caption" w:type="paragraph">
+    <w:name w:val="Caption"/>
+    <w:basedOn w:val="Normal"/>
+    <w:link w:val="BodyTextChar"/>
+    <w:pPr>
+      <w:spacing w:after="120" w:before="0"/>
+    </w:pPr>
+    <w:rPr>
+      <w:i/>
+    </w:rPr>
+  </w:style>
+  <w:style w:customStyle="1" w:styleId="TableCaption" w:type="paragraph">
+    <w:name w:val="Table Caption"/>
+    <w:basedOn w:val="Caption"/>
+    <w:pPr>
+      <w:keepNext/>
+    </w:pPr>
+  </w:style>
+  <w:style w:customStyle="1" w:styleId="ImageCaption" w:type="paragraph">
+    <w:name w:val="Image Caption"/>
+    <w:basedOn w:val="Caption"/>
+  </w:style>
+  <w:style w:customStyle="1" w:styleId="Figure" w:type="paragraph">
+    <w:name w:val="Figure"/>
+    <w:basedOn w:val="Normal"/>
+  </w:style>
+  <w:style w:customStyle="1" w:styleId="CaptionedFigure" w:type="paragraph">
+    <w:name w:val="Captioned Figure"/>
+    <w:basedOn w:val="Figure"/>
+    <w:pPr>
+      <w:keepNext/>
+    </w:pPr>
+  </w:style>
+  <w:style w:customStyle="1" w:styleId="BodyTextChar" w:type="character">
+    <w:name w:val="Body Text Char"/>
+    <w:basedOn w:val="DefaultParagraphFont"/>
+    <w:link w:val="BodyText"/>
+  </w:style>
+  <w:style w:customStyle="1" w:styleId="VerbatimChar" w:type="character">
+    <w:name w:val="Verbatim Char"/>
+    <w:basedOn w:val="BodyTextChar"/>
+    <w:rPr>
+      <w:rFonts w:ascii="Consolas" w:hAnsi="Consolas"/>
+      <w:sz w:val="22"/>
+    </w:rPr>
+  </w:style>
+  <w:style w:customStyle="1" w:styleId="SectionNumber" w:type="character">
+    <w:name w:val="Section Number"/>
+    <w:basedOn w:val="BodyTextChar"/>
+  </w:style>
+  <w:style w:styleId="FootnoteReference" w:type="character">
+    <w:name w:val="Footnote Reference"/>
+    <w:basedOn w:val="BodyTextChar"/>
+    <w:rPr>
+      <w:vertAlign w:val="superscript"/>
+    </w:rPr>
+  </w:style>
+  <w:style w:styleId="Hyperlink" w:type="character">
+    <w:name w:val="Hyperlink"/>
+    <w:basedOn w:val="BodyTextChar"/>
+    <w:rPr>
+      <w:color w:themeColor="accent1" w:val="4F81BD"/>
+    </w:rPr>
+  </w:style>
+  <w:style w:styleId="TOCHeading" w:type="paragraph">
+    <w:name w:val="TOC Heading"/>
+    <w:basedOn w:val="Heading1"/>
+    <w:next w:val="BodyText"/>
+    <w:uiPriority w:val="39"/>
+    <w:unhideWhenUsed/>
+    <w:qFormat/>
+    <w:pPr>
+      <w:spacing w:before="240" w:line="259" w:lineRule="auto"/>
+      <w:outlineLvl w:val="9"/>
+    </w:pPr>
+    <w:rPr>
+      <w:rFonts w:asciiTheme="majorHAnsi" w:cstheme="majorBidi" w:eastAsiaTheme="majorEastAsia" w:hAnsiTheme="majorHAnsi"/>
+      <w:b w:val="0"/>
+      <w:bCs w:val="0"/>
+      <w:color w:themeColor="accent1" w:themeShade="BF" w:val="365F91"/>
+    </w:rPr>
+  </w:style>
   <w:style w:type="character" w:customStyle="1" w:styleId="KeywordTok">
     <w:name w:val="KeywordTok"/>
     <w:basedOn w:val="VerbatimChar"/>

--- a/docs/content/ggplot_2/ggplot_2_lecture.docx
+++ b/docs/content/ggplot_2/ggplot_2_lecture.docx
@@ -8496,7 +8496,7 @@
     <w:bookmarkEnd w:id="83"/>
     <w:sectPr>
       <w:pgSz w:h="15840" w:w="12240"/>
-      <w:pgMar w:bottom="1440" w:footer="720" w:gutter="0" w:header="720" w:left="1440" w:right="1440" w:top="1440"/>
+      <w:pgMar w:bottom="720" w:footer="432" w:gutter="0" w:header="432" w:left="720" w:right="1008" w:top="720"/>
       <w:cols w:space="720"/>
       <w:docGrid w:linePitch="360"/>
     </w:sectPr>
@@ -8772,7 +8772,11 @@
         <w14:ligatures w14:val="standardContextual"/>
       </w:rPr>
     </w:rPrDefault>
-    <w:pPrDefault/>
+    <w:pPrDefault>
+      <w:pPr>
+        <w:spacing w:after="0" w:before="0" w:line="240" w:lineRule="auto"/>
+      </w:pPr>
+    </w:pPrDefault>
   </w:docDefaults>
   <w:latentStyles w:count="376" w:defLockedState="0" w:defQFormat="0" w:defSemiHidden="0" w:defUIPriority="99" w:defUnhideWhenUsed="0">
     <w:lsdException w:name="Normal" w:qFormat="1" w:uiPriority="0"/>
@@ -9572,7 +9576,7 @@
     <w:qFormat/>
     <w:rsid w:val="00AF5CF1"/>
     <w:pPr>
-      <w:spacing w:after="160" w:before="160"/>
+      <w:spacing w:after="0" w:before="0"/>
       <w:jc w:val="center"/>
     </w:pPr>
     <w:rPr>
@@ -9690,7 +9694,7 @@
         <w:bottom w:color="FF0000" w:space="1" w:sz="8" w:val="single"/>
         <w:right w:color="FF0000" w:space="4" w:sz="8" w:val="single"/>
       </w:pBdr>
-      <w:spacing w:after="120" w:before="120"/>
+      <w:spacing w:after="40" w:before="40"/>
       <w:ind w:left="432" w:right="432"/>
     </w:pPr>
     <w:rPr>
@@ -9710,7 +9714,7 @@
         <w:bottom w:color="auto" w:space="1" w:sz="8" w:val="single"/>
         <w:right w:color="auto" w:space="4" w:sz="8" w:val="single"/>
       </w:pBdr>
-      <w:spacing w:after="240" w:before="240"/>
+      <w:spacing w:after="40" w:before="40"/>
       <w:ind w:left="432" w:right="432"/>
     </w:pPr>
     <w:rPr>
@@ -9724,7 +9728,7 @@
     <w:qFormat/>
     <w:rsid w:val="00771E03"/>
     <w:pPr>
-      <w:spacing w:after="240" w:before="240"/>
+      <w:spacing w:after="40" w:before="40"/>
       <w:ind w:left="432" w:right="432"/>
     </w:pPr>
     <w:rPr>
@@ -9770,7 +9774,7 @@
     <w:unhideWhenUsed/>
     <w:rsid w:val="00322D32"/>
     <w:pPr>
-      <w:spacing w:after="100"/>
+      <w:spacing w:after="0" w:before="0"/>
     </w:pPr>
   </w:style>
   <w:style w:styleId="BodyText" w:type="paragraph">
@@ -9779,7 +9783,7 @@
     <w:link w:val="BodyTextChar"/>
     <w:qFormat/>
     <w:pPr>
-      <w:spacing w:after="180" w:before="180"/>
+      <w:spacing w:after="0" w:before="0"/>
     </w:pPr>
   </w:style>
   <w:style w:customStyle="1" w:styleId="FirstParagraph" w:type="paragraph">
@@ -9787,13 +9791,16 @@
     <w:basedOn w:val="BodyText"/>
     <w:next w:val="BodyText"/>
     <w:qFormat/>
+    <w:pPr>
+      <w:spacing w:after="0" w:before="0"/>
+    </w:pPr>
   </w:style>
   <w:style w:customStyle="1" w:styleId="Compact" w:type="paragraph">
     <w:name w:val="Compact"/>
     <w:basedOn w:val="BodyText"/>
     <w:qFormat/>
     <w:pPr>
-      <w:spacing w:after="36" w:before="36"/>
+      <w:spacing w:after="0" w:before="0"/>
     </w:pPr>
   </w:style>
   <w:style w:customStyle="1" w:styleId="Author" w:type="paragraph">
@@ -9872,7 +9879,7 @@
     <w:unhideWhenUsed/>
     <w:qFormat/>
     <w:pPr>
-      <w:spacing w:after="100" w:before="100"/>
+      <w:spacing w:after="0" w:before="0"/>
       <w:ind w:firstLine="0" w:left="480" w:right="480"/>
     </w:pPr>
   </w:style>
@@ -9942,7 +9949,7 @@
     <w:basedOn w:val="Normal"/>
     <w:link w:val="BodyTextChar"/>
     <w:pPr>
-      <w:spacing w:after="120" w:before="0"/>
+      <w:spacing w:after="0" w:before="0"/>
     </w:pPr>
     <w:rPr>
       <w:i/>
@@ -9952,21 +9959,29 @@
     <w:name w:val="Table Caption"/>
     <w:basedOn w:val="Caption"/>
     <w:pPr>
+      <w:spacing w:after="0" w:before="0"/>
       <w:keepNext/>
     </w:pPr>
   </w:style>
   <w:style w:customStyle="1" w:styleId="ImageCaption" w:type="paragraph">
     <w:name w:val="Image Caption"/>
     <w:basedOn w:val="Caption"/>
+    <w:pPr>
+      <w:spacing w:after="0" w:before="0"/>
+    </w:pPr>
   </w:style>
   <w:style w:customStyle="1" w:styleId="Figure" w:type="paragraph">
     <w:name w:val="Figure"/>
     <w:basedOn w:val="Normal"/>
+    <w:pPr>
+      <w:spacing w:after="0" w:before="0"/>
+    </w:pPr>
   </w:style>
   <w:style w:customStyle="1" w:styleId="CaptionedFigure" w:type="paragraph">
     <w:name w:val="Captioned Figure"/>
     <w:basedOn w:val="Figure"/>
     <w:pPr>
+      <w:spacing w:after="0" w:before="0"/>
       <w:keepNext/>
     </w:pPr>
   </w:style>
@@ -9979,8 +9994,8 @@
     <w:name w:val="Verbatim Char"/>
     <w:basedOn w:val="BodyTextChar"/>
     <w:rPr>
-      <w:rFonts w:ascii="Consolas" w:hAnsi="Consolas"/>
-      <w:sz w:val="22"/>
+      <w:rFonts w:ascii="Courier New" w:cs="Courier New" w:hAnsi="Courier New"/>
+      <w:sz w:val="20"/>
     </w:rPr>
   </w:style>
   <w:style w:customStyle="1" w:styleId="SectionNumber" w:type="character">

--- a/docs/content/ggplot_2/ggplot_2_lecture.docx
+++ b/docs/content/ggplot_2/ggplot_2_lecture.docx
@@ -1128,7 +1128,7 @@
         <w:rPr>
           <w:rStyle w:val="VerbatimChar"/>
         </w:rPr>
-        <w:t xml:space="preserve">$ species           &lt;fct&gt; Adelie, Adelie, Adelie, Adelie, Adelie, Adelie, Adel…</w:t>
+        <w:t xml:space="preserve">$ species           &lt;fct&gt; Adelie, Adelie, Adelie, Adelie, Adeli…</w:t>
       </w:r>
       <w:r>
         <w:br/>
@@ -1137,7 +1137,7 @@
         <w:rPr>
           <w:rStyle w:val="VerbatimChar"/>
         </w:rPr>
-        <w:t xml:space="preserve">$ island            &lt;fct&gt; Torgersen, Torgersen, Torgersen, Torgersen, Torgerse…</w:t>
+        <w:t xml:space="preserve">$ island            &lt;fct&gt; Torgersen, Torgersen, Torgersen, Torg…</w:t>
       </w:r>
       <w:r>
         <w:br/>
@@ -1146,7 +1146,7 @@
         <w:rPr>
           <w:rStyle w:val="VerbatimChar"/>
         </w:rPr>
-        <w:t xml:space="preserve">$ bill_length_mm    &lt;dbl&gt; 39.1, 39.5, 40.3, 36.7, 39.3, 38.9, 39.2, 34.1, 42.0…</w:t>
+        <w:t xml:space="preserve">$ bill_length_mm    &lt;dbl&gt; 39.1, 39.5, 40.3, 36.7, 39.3, 38.9, 3…</w:t>
       </w:r>
       <w:r>
         <w:br/>
@@ -1155,7 +1155,7 @@
         <w:rPr>
           <w:rStyle w:val="VerbatimChar"/>
         </w:rPr>
-        <w:t xml:space="preserve">$ bill_depth_mm     &lt;dbl&gt; 18.7, 17.4, 18.0, 19.3, 20.6, 17.8, 19.6, 18.1, 20.2…</w:t>
+        <w:t xml:space="preserve">$ bill_depth_mm     &lt;dbl&gt; 18.7, 17.4, 18.0, 19.3, 20.6, 17.8, 1…</w:t>
       </w:r>
       <w:r>
         <w:br/>
@@ -1164,7 +1164,7 @@
         <w:rPr>
           <w:rStyle w:val="VerbatimChar"/>
         </w:rPr>
-        <w:t xml:space="preserve">$ flipper_length_mm &lt;int&gt; 181, 186, 195, 193, 190, 181, 195, 193, 190, 186, 18…</w:t>
+        <w:t xml:space="preserve">$ flipper_length_mm &lt;int&gt; 181, 186, 195, 193, 190, 181, 195, 19…</w:t>
       </w:r>
       <w:r>
         <w:br/>
@@ -1173,7 +1173,7 @@
         <w:rPr>
           <w:rStyle w:val="VerbatimChar"/>
         </w:rPr>
-        <w:t xml:space="preserve">$ body_mass_g       &lt;int&gt; 3750, 3800, 3250, 3450, 3650, 3625, 4675, 3475, 4250…</w:t>
+        <w:t xml:space="preserve">$ body_mass_g       &lt;int&gt; 3750, 3800, 3250, 3450, 3650, 3625, 4…</w:t>
       </w:r>
       <w:r>
         <w:br/>
@@ -1182,7 +1182,7 @@
         <w:rPr>
           <w:rStyle w:val="VerbatimChar"/>
         </w:rPr>
-        <w:t xml:space="preserve">$ sex               &lt;fct&gt; male, female, female, female, male, female, male, NA…</w:t>
+        <w:t xml:space="preserve">$ sex               &lt;fct&gt; male, female, female, female, male, f…</w:t>
       </w:r>
       <w:r>
         <w:br/>
@@ -1191,7 +1191,7 @@
         <w:rPr>
           <w:rStyle w:val="VerbatimChar"/>
         </w:rPr>
-        <w:t xml:space="preserve">$ year              &lt;int&gt; 2007, 2007, 2007, 2007, 2007, 2007, 2007, 2007, 2007…</w:t>
+        <w:t xml:space="preserve">$ year              &lt;int&gt; 2007, 2007, 2007, 2007, 2007, 2007, 2…</w:t>
       </w:r>
     </w:p>
     <w:p>
@@ -1525,7 +1525,16 @@
         <w:rPr>
           <w:rStyle w:val="NormalTok"/>
         </w:rPr>
-        <w:t xml:space="preserve"> body_mass_g, </w:t>
+        <w:t xml:space="preserve"> body_mass_g,</w:t>
+      </w:r>
+      <w:r>
+        <w:br/>
+      </w:r>
+      <w:r>
+        <w:rPr>
+          <w:rStyle w:val="NormalTok"/>
+        </w:rPr>
+        <w:t xml:space="preserve">             </w:t>
       </w:r>
       <w:r>
         <w:rPr>
@@ -2303,7 +2312,16 @@
         <w:rPr>
           <w:rStyle w:val="NormalTok"/>
         </w:rPr>
-        <w:t xml:space="preserve">, </w:t>
+        <w:t xml:space="preserve">,</w:t>
+      </w:r>
+      <w:r>
+        <w:br/>
+      </w:r>
+      <w:r>
+        <w:rPr>
+          <w:rStyle w:val="NormalTok"/>
+        </w:rPr>
+        <w:t xml:space="preserve">       </w:t>
       </w:r>
       <w:r>
         <w:rPr>
@@ -4604,7 +4622,16 @@
         <w:rPr>
           <w:rStyle w:val="NormalTok"/>
         </w:rPr>
-        <w:t xml:space="preserve">, </w:t>
+        <w:t xml:space="preserve">,</w:t>
+      </w:r>
+      <w:r>
+        <w:br/>
+      </w:r>
+      <w:r>
+        <w:rPr>
+          <w:rStyle w:val="NormalTok"/>
+        </w:rPr>
+        <w:t xml:space="preserve">                 </w:t>
       </w:r>
       <w:r>
         <w:rPr>
@@ -5822,7 +5849,16 @@
         <w:rPr>
           <w:rStyle w:val="NormalTok"/>
         </w:rPr>
-        <w:t xml:space="preserve">, </w:t>
+        <w:t xml:space="preserve">,</w:t>
+      </w:r>
+      <w:r>
+        <w:br/>
+      </w:r>
+      <w:r>
+        <w:rPr>
+          <w:rStyle w:val="NormalTok"/>
+        </w:rPr>
+        <w:t xml:space="preserve">       </w:t>
       </w:r>
       <w:r>
         <w:rPr>
@@ -6392,121 +6428,139 @@
         <w:rPr>
           <w:rStyle w:val="NormalTok"/>
         </w:rPr>
+        <w:t xml:space="preserve">,</w:t>
+      </w:r>
+      <w:r>
+        <w:br/>
+      </w:r>
+      <w:r>
+        <w:rPr>
+          <w:rStyle w:val="NormalTok"/>
+        </w:rPr>
+        <w:t xml:space="preserve">    </w:t>
+      </w:r>
+      <w:r>
+        <w:rPr>
+          <w:rStyle w:val="StringTok"/>
+        </w:rPr>
+        <w:t xml:space="preserve">"Gentoo"</w:t>
+      </w:r>
+      <w:r>
+        <w:rPr>
+          <w:rStyle w:val="NormalTok"/>
+        </w:rPr>
+        <w:t xml:space="preserve"> </w:t>
+      </w:r>
+      <w:r>
+        <w:rPr>
+          <w:rStyle w:val="OtherTok"/>
+        </w:rPr>
+        <w:t xml:space="preserve">=</w:t>
+      </w:r>
+      <w:r>
+        <w:rPr>
+          <w:rStyle w:val="NormalTok"/>
+        </w:rPr>
+        <w:t xml:space="preserve"> </w:t>
+      </w:r>
+      <w:r>
+        <w:rPr>
+          <w:rStyle w:val="StringTok"/>
+        </w:rPr>
+        <w:t xml:space="preserve">"cyan4"</w:t>
+      </w:r>
+      <w:r>
+        <w:br/>
+      </w:r>
+      <w:r>
+        <w:rPr>
+          <w:rStyle w:val="NormalTok"/>
+        </w:rPr>
+        <w:t xml:space="preserve">  )) </w:t>
+      </w:r>
+      <w:r>
+        <w:rPr>
+          <w:rStyle w:val="SpecialCharTok"/>
+        </w:rPr>
+        <w:t xml:space="preserve">+</w:t>
+      </w:r>
+      <w:r>
+        <w:br/>
+      </w:r>
+      <w:r>
+        <w:rPr>
+          <w:rStyle w:val="NormalTok"/>
+        </w:rPr>
+        <w:t xml:space="preserve">  </w:t>
+      </w:r>
+      <w:r>
+        <w:rPr>
+          <w:rStyle w:val="FunctionTok"/>
+        </w:rPr>
+        <w:t xml:space="preserve">labs</w:t>
+      </w:r>
+      <w:r>
+        <w:rPr>
+          <w:rStyle w:val="NormalTok"/>
+        </w:rPr>
+        <w:t xml:space="preserve">(</w:t>
+      </w:r>
+      <w:r>
+        <w:rPr>
+          <w:rStyle w:val="AttributeTok"/>
+        </w:rPr>
+        <w:t xml:space="preserve">x =</w:t>
+      </w:r>
+      <w:r>
+        <w:rPr>
+          <w:rStyle w:val="NormalTok"/>
+        </w:rPr>
+        <w:t xml:space="preserve"> </w:t>
+      </w:r>
+      <w:r>
+        <w:rPr>
+          <w:rStyle w:val="StringTok"/>
+        </w:rPr>
+        <w:t xml:space="preserve">"Species"</w:t>
+      </w:r>
+      <w:r>
+        <w:rPr>
+          <w:rStyle w:val="NormalTok"/>
+        </w:rPr>
         <w:t xml:space="preserve">, </w:t>
       </w:r>
       <w:r>
         <w:rPr>
+          <w:rStyle w:val="AttributeTok"/>
+        </w:rPr>
+        <w:t xml:space="preserve">y =</w:t>
+      </w:r>
+      <w:r>
+        <w:rPr>
+          <w:rStyle w:val="NormalTok"/>
+        </w:rPr>
+        <w:t xml:space="preserve"> </w:t>
+      </w:r>
+      <w:r>
+        <w:rPr>
           <w:rStyle w:val="StringTok"/>
         </w:rPr>
-        <w:t xml:space="preserve">"Gentoo"</w:t>
-      </w:r>
-      <w:r>
-        <w:rPr>
-          <w:rStyle w:val="NormalTok"/>
-        </w:rPr>
-        <w:t xml:space="preserve"> </w:t>
-      </w:r>
-      <w:r>
-        <w:rPr>
-          <w:rStyle w:val="OtherTok"/>
-        </w:rPr>
-        <w:t xml:space="preserve">=</w:t>
-      </w:r>
-      <w:r>
-        <w:rPr>
-          <w:rStyle w:val="NormalTok"/>
-        </w:rPr>
-        <w:t xml:space="preserve"> </w:t>
-      </w:r>
-      <w:r>
-        <w:rPr>
-          <w:rStyle w:val="StringTok"/>
-        </w:rPr>
-        <w:t xml:space="preserve">"cyan4"</w:t>
-      </w:r>
-      <w:r>
-        <w:br/>
-      </w:r>
-      <w:r>
-        <w:rPr>
-          <w:rStyle w:val="NormalTok"/>
-        </w:rPr>
-        <w:t xml:space="preserve">  )) </w:t>
-      </w:r>
-      <w:r>
-        <w:rPr>
-          <w:rStyle w:val="SpecialCharTok"/>
-        </w:rPr>
-        <w:t xml:space="preserve">+</w:t>
-      </w:r>
-      <w:r>
-        <w:br/>
-      </w:r>
-      <w:r>
-        <w:rPr>
-          <w:rStyle w:val="NormalTok"/>
-        </w:rPr>
-        <w:t xml:space="preserve">  </w:t>
-      </w:r>
-      <w:r>
-        <w:rPr>
-          <w:rStyle w:val="FunctionTok"/>
-        </w:rPr>
-        <w:t xml:space="preserve">labs</w:t>
-      </w:r>
-      <w:r>
-        <w:rPr>
-          <w:rStyle w:val="NormalTok"/>
-        </w:rPr>
-        <w:t xml:space="preserve">(</w:t>
-      </w:r>
-      <w:r>
-        <w:rPr>
-          <w:rStyle w:val="AttributeTok"/>
-        </w:rPr>
-        <w:t xml:space="preserve">x =</w:t>
-      </w:r>
-      <w:r>
-        <w:rPr>
-          <w:rStyle w:val="NormalTok"/>
-        </w:rPr>
-        <w:t xml:space="preserve"> </w:t>
-      </w:r>
-      <w:r>
-        <w:rPr>
-          <w:rStyle w:val="StringTok"/>
-        </w:rPr>
-        <w:t xml:space="preserve">"Species"</w:t>
-      </w:r>
-      <w:r>
-        <w:rPr>
-          <w:rStyle w:val="NormalTok"/>
-        </w:rPr>
-        <w:t xml:space="preserve">, </w:t>
-      </w:r>
-      <w:r>
-        <w:rPr>
-          <w:rStyle w:val="AttributeTok"/>
-        </w:rPr>
-        <w:t xml:space="preserve">y =</w:t>
-      </w:r>
-      <w:r>
-        <w:rPr>
-          <w:rStyle w:val="NormalTok"/>
-        </w:rPr>
-        <w:t xml:space="preserve"> </w:t>
-      </w:r>
-      <w:r>
-        <w:rPr>
-          <w:rStyle w:val="StringTok"/>
-        </w:rPr>
         <w:t xml:space="preserve">"Body Mass (g)"</w:t>
       </w:r>
       <w:r>
         <w:rPr>
           <w:rStyle w:val="NormalTok"/>
         </w:rPr>
-        <w:t xml:space="preserve">, </w:t>
+        <w:t xml:space="preserve">,</w:t>
+      </w:r>
+      <w:r>
+        <w:br/>
+      </w:r>
+      <w:r>
+        <w:rPr>
+          <w:rStyle w:val="NormalTok"/>
+        </w:rPr>
+        <w:t xml:space="preserve">       </w:t>
       </w:r>
       <w:r>
         <w:rPr>
@@ -7202,7 +7256,16 @@
         <w:rPr>
           <w:rStyle w:val="NormalTok"/>
         </w:rPr>
-        <w:t xml:space="preserve"> body_mass_g, </w:t>
+        <w:t xml:space="preserve"> body_mass_g,</w:t>
+      </w:r>
+      <w:r>
+        <w:br/>
+      </w:r>
+      <w:r>
+        <w:rPr>
+          <w:rStyle w:val="NormalTok"/>
+        </w:rPr>
+        <w:t xml:space="preserve">             </w:t>
       </w:r>
       <w:r>
         <w:rPr>
@@ -7340,7 +7403,16 @@
         <w:rPr>
           <w:rStyle w:val="NormalTok"/>
         </w:rPr>
-        <w:t xml:space="preserve">, </w:t>
+        <w:t xml:space="preserve">,</w:t>
+      </w:r>
+      <w:r>
+        <w:br/>
+      </w:r>
+      <w:r>
+        <w:rPr>
+          <w:rStyle w:val="NormalTok"/>
+        </w:rPr>
+        <w:t xml:space="preserve">       </w:t>
       </w:r>
       <w:r>
         <w:rPr>

--- a/docs/content/ggplot_2/ggplot_2_lecture.docx
+++ b/docs/content/ggplot_2/ggplot_2_lecture.docx
@@ -31,7 +31,7 @@
         <w:pStyle w:val="Date"/>
       </w:pPr>
       <w:r>
-        <w:t xml:space="preserve">2026-09-23</w:t>
+        <w:t xml:space="preserve">2026-09-24</w:t>
       </w:r>
     </w:p>
     <w:bookmarkStart w:id="12" w:name="where-we-left-off-lecture-03-ggplot-i"/>

--- a/docs/content/ggplot_2/ggplot_2_lecture.docx
+++ b/docs/content/ggplot_2/ggplot_2_lecture.docx
@@ -31,7 +31,7 @@
         <w:pStyle w:val="Date"/>
       </w:pPr>
       <w:r>
-        <w:t xml:space="preserve">2026-09-24</w:t>
+        <w:t xml:space="preserve">2026-09-29</w:t>
       </w:r>
     </w:p>
     <w:bookmarkStart w:id="12" w:name="where-we-left-off-lecture-03-ggplot-i"/>

--- a/docs/content/ggplot_2/ggplot_2_lecture.docx
+++ b/docs/content/ggplot_2/ggplot_2_lecture.docx
@@ -31,7 +31,7 @@
         <w:pStyle w:val="Date"/>
       </w:pPr>
       <w:r>
-        <w:t xml:space="preserve">2026-09-29</w:t>
+        <w:t xml:space="preserve">2026-10-01</w:t>
       </w:r>
     </w:p>
     <w:bookmarkStart w:id="12" w:name="where-we-left-off-lecture-03-ggplot-i"/>

--- a/docs/content/ggplot_2/ggplot_2_lecture.docx
+++ b/docs/content/ggplot_2/ggplot_2_lecture.docx
@@ -31,7 +31,7 @@
         <w:pStyle w:val="Date"/>
       </w:pPr>
       <w:r>
-        <w:t xml:space="preserve">2026-10-01</w:t>
+        <w:t xml:space="preserve">2026-10-05</w:t>
       </w:r>
     </w:p>
     <w:bookmarkStart w:id="12" w:name="where-we-left-off-lecture-03-ggplot-i"/>
@@ -203,7 +203,7 @@
                     <a:graphicData uri="http://schemas.openxmlformats.org/drawingml/2006/picture">
                       <pic:pic>
                         <pic:nvPicPr>
-                          <pic:cNvPr descr="/Applications/Positron.app/Contents/Resources/app/quarto/share/formats/docx/note.png" id="11" name="Picture"/>
+                          <pic:cNvPr descr="/opt/quarto/share/formats/docx/note.png" id="11" name="Picture"/>
                           <pic:cNvPicPr>
                             <a:picLocks noChangeArrowheads="1" noChangeAspect="1"/>
                           </pic:cNvPicPr>
@@ -498,7 +498,7 @@
                     <a:graphicData uri="http://schemas.openxmlformats.org/drawingml/2006/picture">
                       <pic:pic>
                         <pic:nvPicPr>
-                          <pic:cNvPr descr="/Applications/Positron.app/Contents/Resources/app/quarto/share/formats/docx/tip.png" id="15" name="Picture"/>
+                          <pic:cNvPr descr="/opt/quarto/share/formats/docx/tip.png" id="15" name="Picture"/>
                           <pic:cNvPicPr>
                             <a:picLocks noChangeArrowheads="1" noChangeAspect="1"/>
                           </pic:cNvPicPr>
@@ -776,7 +776,7 @@
                     <a:graphicData uri="http://schemas.openxmlformats.org/drawingml/2006/picture">
                       <pic:pic>
                         <pic:nvPicPr>
-                          <pic:cNvPr descr="/Applications/Positron.app/Contents/Resources/app/quarto/share/formats/docx/note.png" id="19" name="Picture"/>
+                          <pic:cNvPr descr="/opt/quarto/share/formats/docx/note.png" id="19" name="Picture"/>
                           <pic:cNvPicPr>
                             <a:picLocks noChangeArrowheads="1" noChangeAspect="1"/>
                           </pic:cNvPicPr>
@@ -1365,7 +1365,7 @@
                     <a:graphicData uri="http://schemas.openxmlformats.org/drawingml/2006/picture">
                       <pic:pic>
                         <pic:nvPicPr>
-                          <pic:cNvPr descr="/Applications/Positron.app/Contents/Resources/app/quarto/share/formats/docx/note.png" id="24" name="Picture"/>
+                          <pic:cNvPr descr="/opt/quarto/share/formats/docx/note.png" id="24" name="Picture"/>
                           <pic:cNvPicPr>
                             <a:picLocks noChangeArrowheads="1" noChangeAspect="1"/>
                           </pic:cNvPicPr>
@@ -1438,7 +1438,7 @@
               <w:t xml:space="preserve"> </w:t>
             </w:r>
             <w:r>
-              <w:t xml:space="preserve">flipper length and body mass should move together — longer flippers, heavier birds. Will three species separate into three clouds, or overlap into one?</w:t>
+              <w:t xml:space="preserve">longer flippers, heavier birds. Will the three species separate into three clouds, or overlap into one?</w:t>
             </w:r>
           </w:p>
           <w:p/>
@@ -1651,19 +1651,43 @@
         <w:t xml:space="preserve">(</w:t>
       </w:r>
       <w:r>
+        <w:rPr>
+          <w:rStyle w:val="AttributeTok"/>
+        </w:rPr>
+        <w:t xml:space="preserve">title =</w:t>
+      </w:r>
+      <w:r>
+        <w:rPr>
+          <w:rStyle w:val="NormalTok"/>
+        </w:rPr>
+        <w:t xml:space="preserve"> </w:t>
+      </w:r>
+      <w:r>
+        <w:rPr>
+          <w:rStyle w:val="StringTok"/>
+        </w:rPr>
+        <w:t xml:space="preserve">"Body Mass vs. Flipper Length"</w:t>
+      </w:r>
+      <w:r>
+        <w:rPr>
+          <w:rStyle w:val="NormalTok"/>
+        </w:rPr>
+        <w:t xml:space="preserve">,</w:t>
+      </w:r>
+      <w:r>
         <w:br/>
       </w:r>
       <w:r>
         <w:rPr>
           <w:rStyle w:val="NormalTok"/>
         </w:rPr>
-        <w:t xml:space="preserve">    </w:t>
+        <w:t xml:space="preserve">       </w:t>
       </w:r>
       <w:r>
         <w:rPr>
           <w:rStyle w:val="AttributeTok"/>
         </w:rPr>
-        <w:t xml:space="preserve">title =</w:t>
+        <w:t xml:space="preserve">x =</w:t>
       </w:r>
       <w:r>
         <w:rPr>
@@ -1675,7 +1699,31 @@
         <w:rPr>
           <w:rStyle w:val="StringTok"/>
         </w:rPr>
-        <w:t xml:space="preserve">"Body Mass vs. Flipper Length"</w:t>
+        <w:t xml:space="preserve">"Flipper Length (mm)"</w:t>
+      </w:r>
+      <w:r>
+        <w:rPr>
+          <w:rStyle w:val="NormalTok"/>
+        </w:rPr>
+        <w:t xml:space="preserve">, </w:t>
+      </w:r>
+      <w:r>
+        <w:rPr>
+          <w:rStyle w:val="AttributeTok"/>
+        </w:rPr>
+        <w:t xml:space="preserve">y =</w:t>
+      </w:r>
+      <w:r>
+        <w:rPr>
+          <w:rStyle w:val="NormalTok"/>
+        </w:rPr>
+        <w:t xml:space="preserve"> </w:t>
+      </w:r>
+      <w:r>
+        <w:rPr>
+          <w:rStyle w:val="StringTok"/>
+        </w:rPr>
+        <w:t xml:space="preserve">"Body Mass (g)"</w:t>
       </w:r>
       <w:r>
         <w:rPr>
@@ -1690,13 +1738,13 @@
         <w:rPr>
           <w:rStyle w:val="NormalTok"/>
         </w:rPr>
-        <w:t xml:space="preserve">    </w:t>
+        <w:t xml:space="preserve">       </w:t>
       </w:r>
       <w:r>
         <w:rPr>
           <w:rStyle w:val="AttributeTok"/>
         </w:rPr>
-        <w:t xml:space="preserve">x =</w:t>
+        <w:t xml:space="preserve">color =</w:t>
       </w:r>
       <w:r>
         <w:rPr>
@@ -1708,82 +1756,13 @@
         <w:rPr>
           <w:rStyle w:val="StringTok"/>
         </w:rPr>
-        <w:t xml:space="preserve">"Flipper Length (mm)"</w:t>
-      </w:r>
-      <w:r>
-        <w:rPr>
-          <w:rStyle w:val="NormalTok"/>
-        </w:rPr>
-        <w:t xml:space="preserve">,</w:t>
-      </w:r>
-      <w:r>
-        <w:br/>
-      </w:r>
-      <w:r>
-        <w:rPr>
-          <w:rStyle w:val="NormalTok"/>
-        </w:rPr>
-        <w:t xml:space="preserve">    </w:t>
-      </w:r>
-      <w:r>
-        <w:rPr>
-          <w:rStyle w:val="AttributeTok"/>
-        </w:rPr>
-        <w:t xml:space="preserve">y =</w:t>
-      </w:r>
-      <w:r>
-        <w:rPr>
-          <w:rStyle w:val="NormalTok"/>
-        </w:rPr>
-        <w:t xml:space="preserve"> </w:t>
-      </w:r>
-      <w:r>
-        <w:rPr>
-          <w:rStyle w:val="StringTok"/>
-        </w:rPr>
-        <w:t xml:space="preserve">"Body Mass (g)"</w:t>
-      </w:r>
-      <w:r>
-        <w:rPr>
-          <w:rStyle w:val="NormalTok"/>
-        </w:rPr>
-        <w:t xml:space="preserve">,</w:t>
-      </w:r>
-      <w:r>
-        <w:br/>
-      </w:r>
-      <w:r>
-        <w:rPr>
-          <w:rStyle w:val="NormalTok"/>
-        </w:rPr>
-        <w:t xml:space="preserve">    </w:t>
-      </w:r>
-      <w:r>
-        <w:rPr>
-          <w:rStyle w:val="AttributeTok"/>
-        </w:rPr>
-        <w:t xml:space="preserve">color =</w:t>
-      </w:r>
-      <w:r>
-        <w:rPr>
-          <w:rStyle w:val="NormalTok"/>
-        </w:rPr>
-        <w:t xml:space="preserve"> </w:t>
-      </w:r>
-      <w:r>
-        <w:rPr>
-          <w:rStyle w:val="StringTok"/>
-        </w:rPr>
         <w:t xml:space="preserve">"Species"</w:t>
       </w:r>
       <w:r>
-        <w:br/>
-      </w:r>
-      <w:r>
-        <w:rPr>
-          <w:rStyle w:val="NormalTok"/>
-        </w:rPr>
-        <w:t xml:space="preserve">  ) </w:t>
+        <w:rPr>
+          <w:rStyle w:val="NormalTok"/>
+        </w:rPr>
+        <w:t xml:space="preserve">) </w:t>
       </w:r>
       <w:r>
         <w:rPr>
@@ -1820,7 +1799,7 @@
       <w:r>
         <w:drawing>
           <wp:inline>
-            <wp:extent cx="2286000" cy="2286000"/>
+            <wp:extent cx="2286000" cy="1981200"/>
             <wp:effectExtent b="0" l="0" r="0" t="0"/>
             <wp:docPr descr="" title="" id="26" name="Picture"/>
             <a:graphic>
@@ -1841,7 +1820,7 @@
                   <pic:spPr bwMode="auto">
                     <a:xfrm>
                       <a:off x="0" y="0"/>
-                      <a:ext cx="2286000" cy="2286000"/>
+                      <a:ext cx="2286000" cy="1981200"/>
                     </a:xfrm>
                     <a:prstGeom prst="rect">
                       <a:avLst/>
@@ -2519,7 +2498,7 @@
                     <a:graphicData uri="http://schemas.openxmlformats.org/drawingml/2006/picture">
                       <pic:pic>
                         <pic:nvPicPr>
-                          <pic:cNvPr descr="/Applications/Positron.app/Contents/Resources/app/quarto/share/formats/docx/tip.png" id="33" name="Picture"/>
+                          <pic:cNvPr descr="/opt/quarto/share/formats/docx/tip.png" id="33" name="Picture"/>
                           <pic:cNvPicPr>
                             <a:picLocks noChangeArrowheads="1" noChangeAspect="1"/>
                           </pic:cNvPicPr>
@@ -3503,7 +3482,7 @@
                     <a:graphicData uri="http://schemas.openxmlformats.org/drawingml/2006/picture">
                       <pic:pic>
                         <pic:nvPicPr>
-                          <pic:cNvPr descr="/Applications/Positron.app/Contents/Resources/app/quarto/share/formats/docx/note.png" id="44" name="Picture"/>
+                          <pic:cNvPr descr="/opt/quarto/share/formats/docx/note.png" id="44" name="Picture"/>
                           <pic:cNvPicPr>
                             <a:picLocks noChangeArrowheads="1" noChangeAspect="1"/>
                           </pic:cNvPicPr>
@@ -3576,7 +3555,7 @@
               <w:t xml:space="preserve"> </w:t>
             </w:r>
             <w:r>
-              <w:t xml:space="preserve">Gentoo penguins run heavier than the other two species — many sit above 5000 g. If we drop every penguin outside</w:t>
+              <w:t xml:space="preserve">Many Gentoos sit above 5000 g. If we drop every penguin outside</w:t>
             </w:r>
             <w:r>
               <w:t xml:space="preserve"> </w:t>
@@ -3616,7 +3595,7 @@
               <w:t xml:space="preserve"> </w:t>
             </w:r>
             <w:r>
-              <w:t xml:space="preserve">drawing the boxes, what happens to the Gentoo box specifically?</w:t>
+              <w:t xml:space="preserve">drawing the boxes, what happens to the Gentoo box?</w:t>
             </w:r>
           </w:p>
           <w:p/>
@@ -4037,7 +4016,7 @@
       <w:r>
         <w:drawing>
           <wp:inline>
-            <wp:extent cx="2286000" cy="2286000"/>
+            <wp:extent cx="2286000" cy="2057400"/>
             <wp:effectExtent b="0" l="0" r="0" t="0"/>
             <wp:docPr descr="" title="" id="46" name="Picture"/>
             <a:graphic>
@@ -4058,7 +4037,7 @@
                   <pic:spPr bwMode="auto">
                     <a:xfrm>
                       <a:off x="0" y="0"/>
-                      <a:ext cx="2286000" cy="2286000"/>
+                      <a:ext cx="2286000" cy="2057400"/>
                     </a:xfrm>
                     <a:prstGeom prst="rect">
                       <a:avLst/>
@@ -4123,7 +4102,7 @@
                     <a:graphicData uri="http://schemas.openxmlformats.org/drawingml/2006/picture">
                       <pic:pic>
                         <pic:nvPicPr>
-                          <pic:cNvPr descr="/Applications/Positron.app/Contents/Resources/app/quarto/share/formats/docx/warning.png" id="50" name="Picture"/>
+                          <pic:cNvPr descr="/opt/quarto/share/formats/docx/warning.png" id="50" name="Picture"/>
                           <pic:cNvPicPr>
                             <a:picLocks noChangeArrowheads="1" noChangeAspect="1"/>
                           </pic:cNvPicPr>
@@ -4210,7 +4189,7 @@
               <w:t xml:space="preserve"> </w:t>
             </w:r>
             <w:r>
-              <w:t xml:space="preserve">— and its long form</w:t>
+              <w:t xml:space="preserve">— and</w:t>
             </w:r>
             <w:r>
               <w:t xml:space="preserve"> </w:t>
@@ -4219,7 +4198,7 @@
               <w:rPr>
                 <w:rStyle w:val="VerbatimChar"/>
               </w:rPr>
-              <w:t xml:space="preserve">scale_y_continuous(limits = c(3000, 5000))</w:t>
+              <w:t xml:space="preserve">scale_y_continuous(limits = ...)</w:t>
             </w:r>
             <w:r>
               <w:t xml:space="preserve"> </w:t>
@@ -4257,7 +4236,7 @@
               <w:t xml:space="preserve"> </w:t>
             </w:r>
             <w:r>
-              <w:t xml:space="preserve">anything is computed. Compare the Gentoo box above to the</w:t>
+              <w:t xml:space="preserve">anything is computed. Compare the Gentoo box to the</w:t>
             </w:r>
             <w:r>
               <w:t xml:space="preserve"> </w:t>
@@ -5383,7 +5362,7 @@
                     <a:graphicData uri="http://schemas.openxmlformats.org/drawingml/2006/picture">
                       <pic:pic>
                         <pic:nvPicPr>
-                          <pic:cNvPr descr="/Applications/Positron.app/Contents/Resources/app/quarto/share/formats/docx/tip.png" id="62" name="Picture"/>
+                          <pic:cNvPr descr="/opt/quarto/share/formats/docx/tip.png" id="62" name="Picture"/>
                           <pic:cNvPicPr>
                             <a:picLocks noChangeArrowheads="1" noChangeAspect="1"/>
                           </pic:cNvPicPr>
@@ -6783,7 +6762,7 @@
       <w:r>
         <w:drawing>
           <wp:inline>
-            <wp:extent cx="2286000" cy="2286000"/>
+            <wp:extent cx="2286000" cy="1981200"/>
             <wp:effectExtent b="0" l="0" r="0" t="0"/>
             <wp:docPr descr="" title="" id="71" name="Picture"/>
             <a:graphic>
@@ -6804,7 +6783,7 @@
                   <pic:spPr bwMode="auto">
                     <a:xfrm>
                       <a:off x="0" y="0"/>
-                      <a:ext cx="2286000" cy="2286000"/>
+                      <a:ext cx="2286000" cy="1981200"/>
                     </a:xfrm>
                     <a:prstGeom prst="rect">
                       <a:avLst/>
@@ -6832,7 +6811,7 @@
         </w:numPr>
       </w:pPr>
       <w:r>
-        <w:t xml:space="preserve">A sourced theme is still just a</w:t>
+        <w:t xml:space="preserve">A sourced theme is just a</w:t>
       </w:r>
       <w:r>
         <w:t xml:space="preserve"> </w:t>
@@ -6872,7 +6851,7 @@
         <w:t xml:space="preserve"> </w:t>
       </w:r>
       <w:r>
-        <w:t xml:space="preserve">it overrides individual pieces, same as any built-in theme</w:t>
+        <w:t xml:space="preserve">it overrides single pieces</w:t>
       </w:r>
     </w:p>
     <w:p>
@@ -6893,7 +6872,7 @@
         <w:t xml:space="preserve"> </w:t>
       </w:r>
       <w:r>
-        <w:t xml:space="preserve">still controls colors; the theme controls everything else (fonts, lines, margins)</w:t>
+        <w:t xml:space="preserve">still controls colors; the theme controls fonts, lines, margins</w:t>
       </w:r>
     </w:p>
     <w:tbl>
@@ -6942,7 +6921,7 @@
                     <a:graphicData uri="http://schemas.openxmlformats.org/drawingml/2006/picture">
                       <pic:pic>
                         <pic:nvPicPr>
-                          <pic:cNvPr descr="/Applications/Positron.app/Contents/Resources/app/quarto/share/formats/docx/note.png" id="74" name="Picture"/>
+                          <pic:cNvPr descr="/opt/quarto/share/formats/docx/note.png" id="74" name="Picture"/>
                           <pic:cNvPicPr>
                             <a:picLocks noChangeArrowheads="1" noChangeAspect="1"/>
                           </pic:cNvPicPr>
@@ -7002,25 +6981,20 @@
               <w:pStyle w:val="BodyText"/>
             </w:pPr>
             <w:pPr>
-              <w:spacing w:before="16"/>
+              <w:spacing w:before="16" w:after="16"/>
             </w:pPr>
             <w:r>
               <w:rPr>
                 <w:b/>
                 <w:bCs/>
               </w:rPr>
-              <w:t xml:space="preserve">✅ Key idea</w:t>
-            </w:r>
-          </w:p>
-          <w:p>
-            <w:pPr>
-              <w:pStyle w:val="BodyText"/>
-            </w:pPr>
-            <w:pPr>
-              <w:spacing w:after="16"/>
-            </w:pPr>
-            <w:r>
-              <w:t xml:space="preserve">One theme file, sourced at the top of every script, keeps every figure in a project looking consistent — change the file once, every plot updates.</w:t>
+              <w:t xml:space="preserve">✅ Key idea:</w:t>
+            </w:r>
+            <w:r>
+              <w:t xml:space="preserve"> </w:t>
+            </w:r>
+            <w:r>
+              <w:t xml:space="preserve">one theme file sourced at the top of every script keeps a project consistent — change it once, every plot updates.</w:t>
             </w:r>
           </w:p>
           <w:p/>
@@ -7920,7 +7894,7 @@
       <w:r>
         <w:drawing>
           <wp:inline>
-            <wp:extent cx="2286000" cy="2286000"/>
+            <wp:extent cx="2286000" cy="1828800"/>
             <wp:effectExtent b="0" l="0" r="0" t="0"/>
             <wp:docPr descr="" title="" id="79" name="Picture"/>
             <a:graphic>
@@ -7941,7 +7915,7 @@
                   <pic:spPr bwMode="auto">
                     <a:xfrm>
                       <a:off x="0" y="0"/>
-                      <a:ext cx="2286000" cy="2286000"/>
+                      <a:ext cx="2286000" cy="1828800"/>
                     </a:xfrm>
                     <a:prstGeom prst="rect">
                       <a:avLst/>
@@ -7985,7 +7959,7 @@
         <w:t xml:space="preserve"> </w:t>
       </w:r>
       <w:r>
-        <w:t xml:space="preserve">— build them separately first, exactly like you already do</w:t>
+        <w:t xml:space="preserve">— build them separately first</w:t>
       </w:r>
     </w:p>
     <w:p>
@@ -8006,19 +7980,7 @@
         <w:t xml:space="preserve"> </w:t>
       </w:r>
       <w:r>
-        <w:t xml:space="preserve">places two</w:t>
-      </w:r>
-      <w:r>
-        <w:t xml:space="preserve"> </w:t>
-      </w:r>
-      <w:r>
-        <w:rPr>
-          <w:rStyle w:val="VerbatimChar"/>
-        </w:rPr>
-        <w:t xml:space="preserve">patchwork</w:t>
-      </w:r>
-      <w:r>
-        <w:t xml:space="preserve">-ready plots</w:t>
+        <w:t xml:space="preserve">places two plots</w:t>
       </w:r>
       <w:r>
         <w:t xml:space="preserve"> </w:t>
@@ -8077,10 +8039,7 @@
           <w:b/>
           <w:bCs/>
         </w:rPr>
-        <w:t xml:space="preserve">whole combined figure</w:t>
-      </w:r>
-      <w:r>
-        <w:t xml:space="preserve">, not any single panel</w:t>
+        <w:t xml:space="preserve">whole figure</w:t>
       </w:r>
     </w:p>
     <w:bookmarkEnd w:id="81"/>

--- a/docs/content/ggplot_2/ggplot_2_lecture.docx
+++ b/docs/content/ggplot_2/ggplot_2_lecture.docx
@@ -31,7 +31,7 @@
         <w:pStyle w:val="Date"/>
       </w:pPr>
       <w:r>
-        <w:t xml:space="preserve">2026-10-05</w:t>
+        <w:t xml:space="preserve">2026-10-08</w:t>
       </w:r>
     </w:p>
     <w:bookmarkStart w:id="12" w:name="where-we-left-off-lecture-03-ggplot-i"/>
@@ -203,7 +203,7 @@
                     <a:graphicData uri="http://schemas.openxmlformats.org/drawingml/2006/picture">
                       <pic:pic>
                         <pic:nvPicPr>
-                          <pic:cNvPr descr="/opt/quarto/share/formats/docx/note.png" id="11" name="Picture"/>
+                          <pic:cNvPr descr="/Applications/Positron.app/Contents/Resources/app/quarto/share/formats/docx/note.png" id="11" name="Picture"/>
                           <pic:cNvPicPr>
                             <a:picLocks noChangeArrowheads="1" noChangeAspect="1"/>
                           </pic:cNvPicPr>
@@ -498,7 +498,7 @@
                     <a:graphicData uri="http://schemas.openxmlformats.org/drawingml/2006/picture">
                       <pic:pic>
                         <pic:nvPicPr>
-                          <pic:cNvPr descr="/opt/quarto/share/formats/docx/tip.png" id="15" name="Picture"/>
+                          <pic:cNvPr descr="/Applications/Positron.app/Contents/Resources/app/quarto/share/formats/docx/tip.png" id="15" name="Picture"/>
                           <pic:cNvPicPr>
                             <a:picLocks noChangeArrowheads="1" noChangeAspect="1"/>
                           </pic:cNvPicPr>
@@ -776,7 +776,7 @@
                     <a:graphicData uri="http://schemas.openxmlformats.org/drawingml/2006/picture">
                       <pic:pic>
                         <pic:nvPicPr>
-                          <pic:cNvPr descr="/opt/quarto/share/formats/docx/note.png" id="19" name="Picture"/>
+                          <pic:cNvPr descr="/Applications/Positron.app/Contents/Resources/app/quarto/share/formats/docx/note.png" id="19" name="Picture"/>
                           <pic:cNvPicPr>
                             <a:picLocks noChangeArrowheads="1" noChangeAspect="1"/>
                           </pic:cNvPicPr>
@@ -1365,7 +1365,7 @@
                     <a:graphicData uri="http://schemas.openxmlformats.org/drawingml/2006/picture">
                       <pic:pic>
                         <pic:nvPicPr>
-                          <pic:cNvPr descr="/opt/quarto/share/formats/docx/note.png" id="24" name="Picture"/>
+                          <pic:cNvPr descr="/Applications/Positron.app/Contents/Resources/app/quarto/share/formats/docx/note.png" id="24" name="Picture"/>
                           <pic:cNvPicPr>
                             <a:picLocks noChangeArrowheads="1" noChangeAspect="1"/>
                           </pic:cNvPicPr>
@@ -2498,7 +2498,7 @@
                     <a:graphicData uri="http://schemas.openxmlformats.org/drawingml/2006/picture">
                       <pic:pic>
                         <pic:nvPicPr>
-                          <pic:cNvPr descr="/opt/quarto/share/formats/docx/tip.png" id="33" name="Picture"/>
+                          <pic:cNvPr descr="/Applications/Positron.app/Contents/Resources/app/quarto/share/formats/docx/tip.png" id="33" name="Picture"/>
                           <pic:cNvPicPr>
                             <a:picLocks noChangeArrowheads="1" noChangeAspect="1"/>
                           </pic:cNvPicPr>
@@ -3482,7 +3482,7 @@
                     <a:graphicData uri="http://schemas.openxmlformats.org/drawingml/2006/picture">
                       <pic:pic>
                         <pic:nvPicPr>
-                          <pic:cNvPr descr="/opt/quarto/share/formats/docx/note.png" id="44" name="Picture"/>
+                          <pic:cNvPr descr="/Applications/Positron.app/Contents/Resources/app/quarto/share/formats/docx/note.png" id="44" name="Picture"/>
                           <pic:cNvPicPr>
                             <a:picLocks noChangeArrowheads="1" noChangeAspect="1"/>
                           </pic:cNvPicPr>
@@ -4102,7 +4102,7 @@
                     <a:graphicData uri="http://schemas.openxmlformats.org/drawingml/2006/picture">
                       <pic:pic>
                         <pic:nvPicPr>
-                          <pic:cNvPr descr="/opt/quarto/share/formats/docx/warning.png" id="50" name="Picture"/>
+                          <pic:cNvPr descr="/Applications/Positron.app/Contents/Resources/app/quarto/share/formats/docx/warning.png" id="50" name="Picture"/>
                           <pic:cNvPicPr>
                             <a:picLocks noChangeArrowheads="1" noChangeAspect="1"/>
                           </pic:cNvPicPr>
@@ -5362,7 +5362,7 @@
                     <a:graphicData uri="http://schemas.openxmlformats.org/drawingml/2006/picture">
                       <pic:pic>
                         <pic:nvPicPr>
-                          <pic:cNvPr descr="/opt/quarto/share/formats/docx/tip.png" id="62" name="Picture"/>
+                          <pic:cNvPr descr="/Applications/Positron.app/Contents/Resources/app/quarto/share/formats/docx/tip.png" id="62" name="Picture"/>
                           <pic:cNvPicPr>
                             <a:picLocks noChangeArrowheads="1" noChangeAspect="1"/>
                           </pic:cNvPicPr>
@@ -6921,7 +6921,7 @@
                     <a:graphicData uri="http://schemas.openxmlformats.org/drawingml/2006/picture">
                       <pic:pic>
                         <pic:nvPicPr>
-                          <pic:cNvPr descr="/opt/quarto/share/formats/docx/note.png" id="74" name="Picture"/>
+                          <pic:cNvPr descr="/Applications/Positron.app/Contents/Resources/app/quarto/share/formats/docx/note.png" id="74" name="Picture"/>
                           <pic:cNvPicPr>
                             <a:picLocks noChangeArrowheads="1" noChangeAspect="1"/>
                           </pic:cNvPicPr>

--- a/docs/content/ggplot_2/ggplot_2_lecture.docx
+++ b/docs/content/ggplot_2/ggplot_2_lecture.docx
@@ -31,7 +31,7 @@
         <w:pStyle w:val="Date"/>
       </w:pPr>
       <w:r>
-        <w:t xml:space="preserve">2026-10-08</w:t>
+        <w:t xml:space="preserve">2026-10-09</w:t>
       </w:r>
     </w:p>
     <w:bookmarkStart w:id="12" w:name="where-we-left-off-lecture-03-ggplot-i"/>

--- a/docs/content/ggplot_2/ggplot_2_lecture.docx
+++ b/docs/content/ggplot_2/ggplot_2_lecture.docx
@@ -31,7 +31,7 @@
         <w:pStyle w:val="Date"/>
       </w:pPr>
       <w:r>
-        <w:t xml:space="preserve">2026-10-09</w:t>
+        <w:t xml:space="preserve">2026-10-19</w:t>
       </w:r>
     </w:p>
     <w:bookmarkStart w:id="12" w:name="where-we-left-off-lecture-03-ggplot-i"/>

--- a/docs/content/ggplot_2/ggplot_2_lecture.docx
+++ b/docs/content/ggplot_2/ggplot_2_lecture.docx
@@ -31,7 +31,7 @@
         <w:pStyle w:val="Date"/>
       </w:pPr>
       <w:r>
-        <w:t xml:space="preserve">2026-10-19</w:t>
+        <w:t xml:space="preserve">2026-10-22</w:t>
       </w:r>
     </w:p>
     <w:bookmarkStart w:id="12" w:name="where-we-left-off-lecture-03-ggplot-i"/>
